--- a/papers/包级复核报告_交付包_2026-10-25_v1.docx
+++ b/papers/包级复核报告_交付包_2026-10-25_v1.docx
@@ -17,7 +17,7 @@
       </w:pPr>
       <w:bookmarkStart w:id="20" w:name="终局裁决先看这里"/>
       <w:r>
-        <w:t xml:space="preserve">★★★ 终局裁决（先看这里）</w:t>
+        <w:t xml:space="preserve">终局裁决（先看这里）</w:t>
       </w:r>
       <w:bookmarkEnd w:id="20"/>
     </w:p>
@@ -69,12 +69,6 @@
               <w:jc w:val="left"/>
             </w:pPr>
             <w:r>
-              <w:t xml:space="preserve">★</w:t>
-            </w:r>
-            <w:r>
-              <w:t xml:space="preserve"> </w:t>
-            </w:r>
-            <w:r>
               <w:rPr>
                 <w:bCs/>
                 <w:b/>
@@ -107,12 +101,6 @@
               <w:pStyle w:val="Compact"/>
               <w:jc w:val="left"/>
             </w:pPr>
-            <w:r>
-              <w:t xml:space="preserve">★</w:t>
-            </w:r>
-            <w:r>
-              <w:t xml:space="preserve"> </w:t>
-            </w:r>
             <w:r>
               <w:rPr>
                 <w:bCs/>
@@ -149,12 +137,6 @@
               <w:jc w:val="left"/>
             </w:pPr>
             <w:r>
-              <w:t xml:space="preserve">★</w:t>
-            </w:r>
-            <w:r>
-              <w:t xml:space="preserve"> </w:t>
-            </w:r>
-            <w:r>
               <w:rPr>
                 <w:bCs/>
                 <w:b/>
@@ -189,12 +171,6 @@
               <w:jc w:val="left"/>
             </w:pPr>
             <w:r>
-              <w:t xml:space="preserve">★</w:t>
-            </w:r>
-            <w:r>
-              <w:t xml:space="preserve"> </w:t>
-            </w:r>
-            <w:r>
               <w:rPr>
                 <w:bCs/>
                 <w:b/>
@@ -229,12 +205,6 @@
               <w:jc w:val="left"/>
             </w:pPr>
             <w:r>
-              <w:t xml:space="preserve">★</w:t>
-            </w:r>
-            <w:r>
-              <w:t xml:space="preserve"> </w:t>
-            </w:r>
-            <w:r>
               <w:rPr>
                 <w:bCs/>
                 <w:b/>
@@ -251,12 +221,6 @@
               <w:jc w:val="left"/>
             </w:pPr>
             <w:r>
-              <w:t xml:space="preserve">★</w:t>
-            </w:r>
-            <w:r>
-              <w:t xml:space="preserve"> </w:t>
-            </w:r>
-            <w:r>
               <w:rPr>
                 <w:bCs/>
                 <w:b/>
@@ -296,12 +260,6 @@
               <w:jc w:val="left"/>
             </w:pPr>
             <w:r>
-              <w:t xml:space="preserve">★</w:t>
-            </w:r>
-            <w:r>
-              <w:t xml:space="preserve"> </w:t>
-            </w:r>
-            <w:r>
               <w:rPr>
                 <w:bCs/>
                 <w:b/>
@@ -318,12 +276,6 @@
               <w:jc w:val="left"/>
             </w:pPr>
             <w:r>
-              <w:t xml:space="preserve">★</w:t>
-            </w:r>
-            <w:r>
-              <w:t xml:space="preserve"> </w:t>
-            </w:r>
-            <w:r>
               <w:rPr>
                 <w:bCs/>
                 <w:b/>
@@ -366,12 +318,6 @@
         <w:pStyle w:val="BlockText"/>
       </w:pPr>
       <w:r>
-        <w:t xml:space="preserve">★</w:t>
-      </w:r>
-      <w:r>
-        <w:t xml:space="preserve"> </w:t>
-      </w:r>
-      <w:r>
         <w:rPr>
           <w:bCs/>
           <w:b/>
@@ -379,7 +325,7 @@
         <w:t xml:space="preserve">本文件是两轮合并</w:t>
       </w:r>
       <w:r>
-        <w:t xml:space="preserve">（★ v1 的发现与关闭对账是它的价值所在，不是附录）：</w:t>
+        <w:t xml:space="preserve">（v1 的发现与关闭对账是它的价值所在，不是附录）：</w:t>
       </w:r>
       <w:r>
         <w:t xml:space="preserve"> </w:t>
@@ -410,10 +356,7 @@
         <w:t xml:space="preserve">b0973157b813f9703b2c8645aab654b70b118920bdb0e300344dcf153cca422c</w:t>
       </w:r>
       <w:r>
-        <w:t xml:space="preserve">，2,537,302 B / 198 成员 / 197 清单）⇒</w:t>
-      </w:r>
-      <w:r>
-        <w:t xml:space="preserve"> </w:t>
+        <w:t xml:space="preserve">，2,537,302 B / 198 成员 / 197 清单），</w:t>
       </w:r>
       <w:r>
         <w:rPr>
@@ -423,10 +366,7 @@
         <w:t xml:space="preserve">4 通过 / 2 应修 / 1 建议</w:t>
       </w:r>
       <w:r>
-        <w:t xml:space="preserve"> </w:t>
-      </w:r>
-      <w:r>
-        <w:t xml:space="preserve">⇒ 查出</w:t>
+        <w:t xml:space="preserve">，查出</w:t>
       </w:r>
       <w:r>
         <w:t xml:space="preserve"> </w:t>
@@ -467,10 +407,7 @@
         <w:t xml:space="preserve">7a602aa3…</w:t>
       </w:r>
       <w:r>
-        <w:t xml:space="preserve">）⇒</w:t>
-      </w:r>
-      <w:r>
-        <w:t xml:space="preserve"> </w:t>
+        <w:t xml:space="preserve">），</w:t>
       </w:r>
       <w:r>
         <w:rPr>
@@ -480,10 +417,7 @@
         <w:t xml:space="preserve">5/5 通过 · 0 新发现</w:t>
       </w:r>
       <w:r>
-        <w:t xml:space="preserve"> </w:t>
-      </w:r>
-      <w:r>
-        <w:t xml:space="preserve">⇒ P-01／P-02／S-01</w:t>
+        <w:t xml:space="preserve">，P-01／P-02／S-01</w:t>
       </w:r>
       <w:r>
         <w:t xml:space="preserve"> </w:t>
@@ -494,12 +428,6 @@
           <w:b/>
         </w:rPr>
         <w:t xml:space="preserve">逐条确认关闭</w:t>
-      </w:r>
-      <w:r>
-        <w:t xml:space="preserve"> </w:t>
-      </w:r>
-      <w:r>
-        <w:t xml:space="preserve">⇒</w:t>
       </w:r>
       <w:r>
         <w:t xml:space="preserve"> </w:t>
@@ -519,22 +447,22 @@
         </w:pict>
       </w:r>
     </w:p>
-    <w:bookmarkStart w:id="23" w:name="被审对象与纪律"/>
+    <w:bookmarkStart w:id="23" w:name="被审对象与要求"/>
     <w:p>
       <w:pPr>
         <w:pStyle w:val="Heading2"/>
       </w:pPr>
       <w:r>
-        <w:t xml:space="preserve">1 · 被审对象与纪律</w:t>
-      </w:r>
-    </w:p>
-    <w:bookmarkStart w:id="21" w:name="两轮的被审对象-全部为我实测非采信-owner-转述"/>
+        <w:t xml:space="preserve">1 · 被审对象与要求</w:t>
+      </w:r>
+    </w:p>
+    <w:bookmarkStart w:id="21" w:name="两轮的被审对象全部为我实测非采信-owner-转述"/>
     <w:p>
       <w:pPr>
         <w:pStyle w:val="Heading3"/>
       </w:pPr>
       <w:r>
-        <w:t xml:space="preserve">1.1 · 两轮的被审对象（★ 全部为我实测，非采信 owner 转述）</w:t>
+        <w:t xml:space="preserve">1.1 · 两轮的被审对象（全部为我实测，非采信 owner 转述）</w:t>
       </w:r>
     </w:p>
     <w:tbl>
@@ -714,12 +642,6 @@
               <w:jc w:val="center"/>
             </w:pPr>
             <w:r>
-              <w:t xml:space="preserve">★</w:t>
-            </w:r>
-            <w:r>
-              <w:t xml:space="preserve"> </w:t>
-            </w:r>
-            <w:r>
               <w:rPr>
                 <w:bCs/>
                 <w:b/>
@@ -799,12 +721,6 @@
               <w:jc w:val="right"/>
             </w:pPr>
             <w:r>
-              <w:t xml:space="preserve">★</w:t>
-            </w:r>
-            <w:r>
-              <w:t xml:space="preserve"> </w:t>
-            </w:r>
-            <w:r>
               <w:rPr>
                 <w:bCs/>
                 <w:b/>
@@ -820,7 +736,7 @@
         <w:pStyle w:val="BodyText"/>
       </w:pPr>
       <w:r>
-        <w:t xml:space="preserve">★ v2 的两处副本（</w:t>
+        <w:t xml:space="preserve">v2 的两处副本（</w:t>
       </w:r>
       <w:r>
         <w:rPr>
@@ -896,13 +812,13 @@
       </w:r>
     </w:p>
     <w:bookmarkEnd w:id="21"/>
-    <w:bookmarkStart w:id="22" w:name="纪律"/>
+    <w:bookmarkStart w:id="22" w:name="要求"/>
     <w:p>
       <w:pPr>
         <w:pStyle w:val="Heading3"/>
       </w:pPr>
       <w:r>
-        <w:t xml:space="preserve">1.2 · 纪律</w:t>
+        <w:t xml:space="preserve">1.2 · 要求</w:t>
       </w:r>
     </w:p>
     <w:p>
@@ -911,13 +827,8 @@
           <w:ilvl w:val="0"/>
           <w:numId w:val="1001"/>
         </w:numPr>
-      </w:pPr>
-      <w:r>
-        <w:t xml:space="preserve">★</w:t>
-      </w:r>
-      <w:r>
-        <w:t xml:space="preserve"> </w:t>
-      </w:r>
+        <w:pStyle w:val="Compact"/>
+      </w:pPr>
       <w:r>
         <w:rPr>
           <w:bCs/>
@@ -935,13 +846,8 @@
           <w:ilvl w:val="0"/>
           <w:numId w:val="1001"/>
         </w:numPr>
-      </w:pPr>
-      <w:r>
-        <w:t xml:space="preserve">★</w:t>
-      </w:r>
-      <w:r>
-        <w:t xml:space="preserve"> </w:t>
-      </w:r>
+        <w:pStyle w:val="Compact"/>
+      </w:pPr>
       <w:r>
         <w:rPr>
           <w:bCs/>
@@ -974,13 +880,8 @@
           <w:ilvl w:val="0"/>
           <w:numId w:val="1001"/>
         </w:numPr>
-      </w:pPr>
-      <w:r>
-        <w:t xml:space="preserve">★</w:t>
-      </w:r>
-      <w:r>
-        <w:t xml:space="preserve"> </w:t>
-      </w:r>
+        <w:pStyle w:val="Compact"/>
+      </w:pPr>
       <w:r>
         <w:rPr>
           <w:bCs/>
@@ -989,7 +890,7 @@
         <w:t xml:space="preserve">只读审计</w:t>
       </w:r>
       <w:r>
-        <w:t xml:space="preserve">：★ 全程在</w:t>
+        <w:t xml:space="preserve">：全程在</w:t>
       </w:r>
       <w:r>
         <w:t xml:space="preserve"> </w:t>
@@ -1014,7 +915,7 @@
         <w:t xml:space="preserve">解包副本</w:t>
       </w:r>
       <w:r>
-        <w:t xml:space="preserve">里跑 —— ★ 打包器会</w:t>
+        <w:t xml:space="preserve">里跑 —— 打包器会</w:t>
       </w:r>
       <w:r>
         <w:rPr>
@@ -1051,7 +952,7 @@
         <w:t xml:space="preserve"> </w:t>
       </w:r>
       <w:r>
-        <w:t xml:space="preserve">注释明写"清单同时回写仓内 ⇒ 仓内与包内同一份"），在仓内跑就会</w:t>
+        <w:t xml:space="preserve">注释明写"清单同时回写仓内，仓内与包内同一份"），在仓内跑就会</w:t>
       </w:r>
       <w:r>
         <w:rPr>
@@ -1061,10 +962,7 @@
         <w:t xml:space="preserve">改仓库</w:t>
       </w:r>
       <w:r>
-        <w:t xml:space="preserve"> </w:t>
-      </w:r>
-      <w:r>
-        <w:t xml:space="preserve">⇒ 违反只读约束</w:t>
+        <w:t xml:space="preserve">，违反只读约束</w:t>
       </w:r>
     </w:p>
     <w:p>
@@ -1073,13 +971,8 @@
           <w:ilvl w:val="0"/>
           <w:numId w:val="1001"/>
         </w:numPr>
-      </w:pPr>
-      <w:r>
-        <w:t xml:space="preserve">★</w:t>
-      </w:r>
-      <w:r>
-        <w:t xml:space="preserve"> </w:t>
-      </w:r>
+        <w:pStyle w:val="Compact"/>
+      </w:pPr>
       <w:r>
         <w:rPr>
           <w:bCs/>
@@ -1093,35 +986,31 @@
     </w:p>
     <w:p>
       <w:pPr>
-        <w:numPr>
-          <w:ilvl w:val="0"/>
-          <w:numId w:val="1000"/>
-        </w:numPr>
         <w:pStyle w:val="SourceCode"/>
       </w:pPr>
       <w:r>
         <w:rPr>
           <w:rStyle w:val="VerbatimChar"/>
         </w:rPr>
-        <w:t xml:space="preserve">正文 c478139982d2087d78782192480998b5989e0008449d7e1a2a4799ecc2b85129   未动</w:t>
-      </w:r>
-      <w:r>
-        <w:br/>
-      </w:r>
-      <w:r>
-        <w:rPr>
-          <w:rStyle w:val="VerbatimChar"/>
-        </w:rPr>
-        <w:t xml:space="preserve">终审报告 cfdaff156e1ecdf2043bcfa96b8434b9069e85b7000c7ebcf02dc462c18c83fd   未动</w:t>
-      </w:r>
-      <w:r>
-        <w:br/>
-      </w:r>
-      <w:r>
-        <w:rPr>
-          <w:rStyle w:val="VerbatimChar"/>
-        </w:rPr>
-        <w:t xml:space="preserve">仓内 SHA256SUMS.txt 的 mtime = 2026-10-24 23:47:56 +0800  ← owner 打包时刻，非我的运行时刻（23:50+）</w:t>
+        <w:t xml:space="preserve">正文 c478139982d2087d78782192480998b5989e0008449d7e1a2a4799ecc2b85129 未动</w:t>
+      </w:r>
+      <w:r>
+        <w:br/>
+      </w:r>
+      <w:r>
+        <w:rPr>
+          <w:rStyle w:val="VerbatimChar"/>
+        </w:rPr>
+        <w:t xml:space="preserve">终审报告 cfdaff156e1ecdf2043bcfa96b8434b9069e85b7000c7ebcf02dc462c18c83fd 未动</w:t>
+      </w:r>
+      <w:r>
+        <w:br/>
+      </w:r>
+      <w:r>
+        <w:rPr>
+          <w:rStyle w:val="VerbatimChar"/>
+        </w:rPr>
+        <w:t xml:space="preserve">仓内 SHA256SUMS.txt 的 mtime = 2026-10-24 23:47:56 +0800 ← owner 打包时刻，非我的运行时刻（23:50+）</w:t>
       </w:r>
       <w:r>
         <w:br/>
@@ -1131,86 +1020,6 @@
           <w:rStyle w:val="VerbatimChar"/>
         </w:rPr>
         <w:t xml:space="preserve">git status --porcelain 行数 = 0</w:t>
-      </w:r>
-    </w:p>
-    <w:p>
-      <w:pPr>
-        <w:numPr>
-          <w:ilvl w:val="0"/>
-          <w:numId w:val="1001"/>
-        </w:numPr>
-      </w:pPr>
-      <w:r>
-        <w:t xml:space="preserve">★</w:t>
-      </w:r>
-      <w:r>
-        <w:t xml:space="preserve"> </w:t>
-      </w:r>
-      <w:r>
-        <w:rPr>
-          <w:bCs/>
-          <w:b/>
-        </w:rPr>
-        <w:t xml:space="preserve">不采信自述</w:t>
-      </w:r>
-      <w:r>
-        <w:t xml:space="preserve">：owner 回执里报的每一个数字，本报告全部</w:t>
-      </w:r>
-      <w:r>
-        <w:rPr>
-          <w:bCs/>
-          <w:b/>
-        </w:rPr>
-        <w:t xml:space="preserve">独立复跑</w:t>
-      </w:r>
-      <w:r>
-        <w:t xml:space="preserve">；★ 凡我的实测与自述不一致的，</w:t>
-      </w:r>
-      <w:r>
-        <w:rPr>
-          <w:bCs/>
-          <w:b/>
-        </w:rPr>
-        <w:t xml:space="preserve">写进报告</w:t>
-      </w:r>
-      <w:r>
-        <w:t xml:space="preserve">。</w:t>
-      </w:r>
-    </w:p>
-    <w:p>
-      <w:r>
-        <w:pict>
-          <v:rect style="width:0;height:1.5pt" o:hralign="center" o:hrstd="t" o:hr="t"/>
-        </w:pict>
-      </w:r>
-    </w:p>
-    <w:bookmarkEnd w:id="22"/>
-    <w:bookmarkEnd w:id="23"/>
-    <w:bookmarkStart w:id="24" w:name="复核方法-为什么这些命令够"/>
-    <w:p>
-      <w:pPr>
-        <w:pStyle w:val="Heading2"/>
-      </w:pPr>
-      <w:r>
-        <w:t xml:space="preserve">2 · 复核方法（★ 为什么这些命令够）</w:t>
-      </w:r>
-    </w:p>
-    <w:p>
-      <w:pPr>
-        <w:pStyle w:val="FirstParagraph"/>
-      </w:pPr>
-      <w:r>
-        <w:t xml:space="preserve">★ 包级复核要证的不是"包看起来对"，而是</w:t>
-      </w:r>
-      <w:r>
-        <w:rPr>
-          <w:bCs/>
-          <w:b/>
-        </w:rPr>
-        <w:t xml:space="preserve">第三方只拿这个包能不能独立重建并验证</w:t>
-      </w:r>
-      <w:r>
-        <w:t xml:space="preserve">。⇒ 我的五个核验面：</w:t>
       </w:r>
     </w:p>
     <w:p>
@@ -1226,156 +1035,30 @@
           <w:bCs/>
           <w:b/>
         </w:rPr>
-        <w:t xml:space="preserve">清单全量核对</w:t>
-      </w:r>
-      <w:r>
-        <w:t xml:space="preserve">（不是抽样）—— 内容完整性</w:t>
-      </w:r>
-    </w:p>
-    <w:p>
-      <w:pPr>
-        <w:numPr>
-          <w:ilvl w:val="0"/>
-          <w:numId w:val="1002"/>
-        </w:numPr>
-        <w:pStyle w:val="Compact"/>
-      </w:pPr>
-      <w:r>
-        <w:rPr>
-          <w:bCs/>
-          <w:b/>
-        </w:rPr>
-        <w:t xml:space="preserve">UTF-8 标志位</w:t>
-      </w:r>
-      <w:r>
-        <w:t xml:space="preserve">（★</w:t>
-      </w:r>
-      <w:r>
-        <w:t xml:space="preserve"> </w:t>
-      </w:r>
-      <w:r>
-        <w:rPr>
-          <w:bCs/>
-          <w:b/>
-        </w:rPr>
-        <w:t xml:space="preserve">我自己写原始字节解析器</w:t>
-      </w:r>
-      <w:r>
-        <w:t xml:space="preserve">，不依赖包内检查器）—— 覆盖中央目录与本地头</w:t>
-      </w:r>
-      <w:r>
-        <w:rPr>
-          <w:bCs/>
-          <w:b/>
-        </w:rPr>
-        <w:t xml:space="preserve">两处</w:t>
-      </w:r>
-    </w:p>
-    <w:p>
-      <w:pPr>
-        <w:numPr>
-          <w:ilvl w:val="0"/>
-          <w:numId w:val="1002"/>
-        </w:numPr>
-        <w:pStyle w:val="Compact"/>
-      </w:pPr>
-      <w:r>
-        <w:rPr>
-          <w:bCs/>
-          <w:b/>
-        </w:rPr>
-        <w:t xml:space="preserve">负向测试</w:t>
-      </w:r>
-      <w:r>
-        <w:t xml:space="preserve"> </w:t>
-      </w:r>
-      <w:r>
-        <w:t xml:space="preserve">—— 证明验收工具</w:t>
-      </w:r>
-      <w:r>
-        <w:rPr>
-          <w:bCs/>
-          <w:b/>
-        </w:rPr>
-        <w:t xml:space="preserve">抓得住</w:t>
-      </w:r>
-      <w:r>
-        <w:t xml:space="preserve">坏包，而不只是"绿"</w:t>
-      </w:r>
-    </w:p>
-    <w:p>
-      <w:pPr>
-        <w:numPr>
-          <w:ilvl w:val="0"/>
-          <w:numId w:val="1002"/>
-        </w:numPr>
-        <w:pStyle w:val="Compact"/>
-      </w:pPr>
-      <w:r>
-        <w:rPr>
-          <w:bCs/>
-          <w:b/>
-        </w:rPr>
-        <w:t xml:space="preserve">无 git 原地重建</w:t>
-      </w:r>
-      <w:r>
-        <w:t xml:space="preserve"> </w:t>
-      </w:r>
-      <w:r>
-        <w:t xml:space="preserve">—— 证明包</w:t>
-      </w:r>
-      <w:r>
-        <w:rPr>
-          <w:bCs/>
-          <w:b/>
-        </w:rPr>
-        <w:t xml:space="preserve">自包含</w:t>
-      </w:r>
-      <w:r>
-        <w:t xml:space="preserve">、可被第三方独立重建</w:t>
-      </w:r>
-    </w:p>
-    <w:p>
-      <w:pPr>
-        <w:numPr>
-          <w:ilvl w:val="0"/>
-          <w:numId w:val="1002"/>
-        </w:numPr>
-        <w:pStyle w:val="Compact"/>
-      </w:pPr>
-      <w:r>
-        <w:rPr>
-          <w:bCs/>
-          <w:b/>
-        </w:rPr>
-        <w:t xml:space="preserve">交付态复跑验收工具</w:t>
-      </w:r>
-      <w:r>
-        <w:t xml:space="preserve"> </w:t>
-      </w:r>
-      <w:r>
-        <w:t xml:space="preserve">—— ★</w:t>
-      </w:r>
-      <w:r>
-        <w:t xml:space="preserve"> </w:t>
-      </w:r>
-      <w:r>
-        <w:rPr>
-          <w:bCs/>
-          <w:b/>
-        </w:rPr>
-        <w:t xml:space="preserve">在"解包后的那棵树"上</w:t>
-      </w:r>
-      <w:r>
-        <w:t xml:space="preserve">跑，而不是在仓里跑</w:t>
-      </w:r>
-    </w:p>
-    <w:p>
-      <w:pPr>
-        <w:pStyle w:val="FirstParagraph"/>
-      </w:pPr>
-      <w:r>
-        <w:t xml:space="preserve">★ 第 5 条是 v1 的结构性缺口（我发现的 S-01），也是 v2 的重点。</w:t>
+        <w:t xml:space="preserve">不采信自述</w:t>
+      </w:r>
+      <w:r>
+        <w:t xml:space="preserve">：owner 回执里报的每一个数字，本报告全部</w:t>
+      </w:r>
+      <w:r>
+        <w:rPr>
+          <w:bCs/>
+          <w:b/>
+        </w:rPr>
+        <w:t xml:space="preserve">独立复跑</w:t>
+      </w:r>
+      <w:r>
+        <w:t xml:space="preserve">；凡我的实测与自述不一致的，</w:t>
+      </w:r>
+      <w:r>
+        <w:rPr>
+          <w:bCs/>
+          <w:b/>
+        </w:rPr>
+        <w:t xml:space="preserve">写进报告</w:t>
+      </w:r>
+      <w:r>
+        <w:t xml:space="preserve">。</w:t>
       </w:r>
     </w:p>
     <w:p>
@@ -1385,35 +1068,179 @@
         </w:pict>
       </w:r>
     </w:p>
-    <w:bookmarkEnd w:id="24"/>
-    <w:bookmarkStart w:id="30" w:name="v1-轮原始实测与三条发现-对上一版包-b0973157"/>
+    <w:bookmarkEnd w:id="22"/>
+    <w:bookmarkEnd w:id="23"/>
+    <w:bookmarkStart w:id="24" w:name="Xb1f0a650daa7f1d3dae501583ae3ab8a1aa2edc"/>
     <w:p>
       <w:pPr>
         <w:pStyle w:val="Heading2"/>
       </w:pPr>
       <w:r>
-        <w:t xml:space="preserve">3 · v1 轮原始实测与三条发现（★ 对上一版包</w:t>
-      </w:r>
-      <w:r>
-        <w:t xml:space="preserve"> </w:t>
-      </w:r>
-      <w:r>
-        <w:rPr>
-          <w:rStyle w:val="VerbatimChar"/>
-        </w:rPr>
-        <w:t xml:space="preserve">b0973157…</w:t>
-      </w:r>
-      <w:r>
-        <w:t xml:space="preserve">）</w:t>
-      </w:r>
-    </w:p>
-    <w:bookmarkStart w:id="25" w:name="v1-的五项实测-原始输出照录"/>
-    <w:p>
-      <w:pPr>
-        <w:pStyle w:val="Heading3"/>
-      </w:pPr>
-      <w:r>
-        <w:t xml:space="preserve">3.1 · v1 的五项实测（★ 原始输出照录）</w:t>
+        <w:t xml:space="preserve">2 · 复核方法（为什么这些命令够）包级复核要证的不是"包看起来对"，而是</w:t>
+      </w:r>
+      <w:r>
+        <w:rPr>
+          <w:bCs/>
+          <w:b/>
+        </w:rPr>
+        <w:t xml:space="preserve">第三方只拿这个包能不能独立重建并验证</w:t>
+      </w:r>
+      <w:r>
+        <w:t xml:space="preserve">。我的五个核验面：</w:t>
+      </w:r>
+    </w:p>
+    <w:p>
+      <w:pPr>
+        <w:numPr>
+          <w:ilvl w:val="0"/>
+          <w:numId w:val="1003"/>
+        </w:numPr>
+        <w:pStyle w:val="Compact"/>
+      </w:pPr>
+      <w:r>
+        <w:rPr>
+          <w:bCs/>
+          <w:b/>
+        </w:rPr>
+        <w:t xml:space="preserve">清单全量核对</w:t>
+      </w:r>
+      <w:r>
+        <w:t xml:space="preserve">（不是抽样）—— 内容完整性</w:t>
+      </w:r>
+    </w:p>
+    <w:p>
+      <w:pPr>
+        <w:numPr>
+          <w:ilvl w:val="0"/>
+          <w:numId w:val="1003"/>
+        </w:numPr>
+        <w:pStyle w:val="Compact"/>
+      </w:pPr>
+      <w:r>
+        <w:rPr>
+          <w:bCs/>
+          <w:b/>
+        </w:rPr>
+        <w:t xml:space="preserve">UTF-8 标志位</w:t>
+      </w:r>
+      <w:r>
+        <w:t xml:space="preserve">（</w:t>
+      </w:r>
+      <w:r>
+        <w:rPr>
+          <w:bCs/>
+          <w:b/>
+        </w:rPr>
+        <w:t xml:space="preserve">我自己写原始字节解析器</w:t>
+      </w:r>
+      <w:r>
+        <w:t xml:space="preserve">，不依赖包内检查器）—— 覆盖中央目录与本地头</w:t>
+      </w:r>
+      <w:r>
+        <w:rPr>
+          <w:bCs/>
+          <w:b/>
+        </w:rPr>
+        <w:t xml:space="preserve">两处</w:t>
+      </w:r>
+    </w:p>
+    <w:p>
+      <w:pPr>
+        <w:numPr>
+          <w:ilvl w:val="0"/>
+          <w:numId w:val="1003"/>
+        </w:numPr>
+        <w:pStyle w:val="Compact"/>
+      </w:pPr>
+      <w:r>
+        <w:rPr>
+          <w:bCs/>
+          <w:b/>
+        </w:rPr>
+        <w:t xml:space="preserve">负向测试</w:t>
+      </w:r>
+      <w:r>
+        <w:t xml:space="preserve"> </w:t>
+      </w:r>
+      <w:r>
+        <w:t xml:space="preserve">—— 证明验收工具</w:t>
+      </w:r>
+      <w:r>
+        <w:rPr>
+          <w:bCs/>
+          <w:b/>
+        </w:rPr>
+        <w:t xml:space="preserve">抓得住</w:t>
+      </w:r>
+      <w:r>
+        <w:t xml:space="preserve">坏包，而不只是"绿"</w:t>
+      </w:r>
+    </w:p>
+    <w:p>
+      <w:pPr>
+        <w:numPr>
+          <w:ilvl w:val="0"/>
+          <w:numId w:val="1003"/>
+        </w:numPr>
+        <w:pStyle w:val="Compact"/>
+      </w:pPr>
+      <w:r>
+        <w:rPr>
+          <w:bCs/>
+          <w:b/>
+        </w:rPr>
+        <w:t xml:space="preserve">无 git 原地重建</w:t>
+      </w:r>
+      <w:r>
+        <w:t xml:space="preserve"> </w:t>
+      </w:r>
+      <w:r>
+        <w:t xml:space="preserve">—— 证明包</w:t>
+      </w:r>
+      <w:r>
+        <w:rPr>
+          <w:bCs/>
+          <w:b/>
+        </w:rPr>
+        <w:t xml:space="preserve">自包含</w:t>
+      </w:r>
+      <w:r>
+        <w:t xml:space="preserve">、可被第三方独立重建</w:t>
+      </w:r>
+    </w:p>
+    <w:p>
+      <w:pPr>
+        <w:numPr>
+          <w:ilvl w:val="0"/>
+          <w:numId w:val="1003"/>
+        </w:numPr>
+        <w:pStyle w:val="Compact"/>
+      </w:pPr>
+      <w:r>
+        <w:rPr>
+          <w:bCs/>
+          <w:b/>
+        </w:rPr>
+        <w:t xml:space="preserve">交付态复跑验收工具</w:t>
+      </w:r>
+      <w:r>
+        <w:t xml:space="preserve"> </w:t>
+      </w:r>
+      <w:r>
+        <w:t xml:space="preserve">——</w:t>
+      </w:r>
+      <w:r>
+        <w:t xml:space="preserve"> </w:t>
+      </w:r>
+      <w:r>
+        <w:rPr>
+          <w:bCs/>
+          <w:b/>
+        </w:rPr>
+        <w:t xml:space="preserve">在"解包后的那棵树"上</w:t>
+      </w:r>
+      <w:r>
+        <w:t xml:space="preserve">跑，而不是在仓里跑</w:t>
       </w:r>
     </w:p>
     <w:p>
@@ -1421,1542 +1248,7 @@
         <w:pStyle w:val="FirstParagraph"/>
       </w:pPr>
       <w:r>
-        <w:rPr>
-          <w:bCs/>
-          <w:b/>
-        </w:rPr>
-        <w:t xml:space="preserve">① 清单全量核对 —— ✅</w:t>
-      </w:r>
-    </w:p>
-    <w:p>
-      <w:pPr>
-        <w:pStyle w:val="SourceCode"/>
-      </w:pPr>
-      <w:r>
-        <w:rPr>
-          <w:rStyle w:val="VerbatimChar"/>
-        </w:rPr>
-        <w:t xml:space="preserve">$ cd &lt;解包目录&gt; &amp;&amp; sha256sum -c SHA256SUMS.txt</w:t>
-      </w:r>
-      <w:r>
-        <w:br/>
-      </w:r>
-      <w:r>
-        <w:rPr>
-          <w:rStyle w:val="VerbatimChar"/>
-        </w:rPr>
-        <w:t xml:space="preserve">EXIT=0</w:t>
-      </w:r>
-      <w:r>
-        <w:br/>
-      </w:r>
-      <w:r>
-        <w:rPr>
-          <w:rStyle w:val="VerbatimChar"/>
-        </w:rPr>
-        <w:t xml:space="preserve">  OK = 197   不符/失败 = 0</w:t>
-      </w:r>
-    </w:p>
-    <w:p>
-      <w:pPr>
-        <w:pStyle w:val="FirstParagraph"/>
-      </w:pPr>
-      <w:r>
-        <w:rPr>
-          <w:bCs/>
-          <w:b/>
-        </w:rPr>
-        <w:t xml:space="preserve">② UTF-8 标志位（我自己写原始字节解析器）—— ✅</w:t>
-      </w:r>
-    </w:p>
-    <w:p>
-      <w:pPr>
-        <w:pStyle w:val="SourceCode"/>
-      </w:pPr>
-      <w:r>
-        <w:rPr>
-          <w:rStyle w:val="VerbatimChar"/>
-        </w:rPr>
-        <w:t xml:space="preserve">  中央目录 198 条 ｜ 缺 0x800 的 15</w:t>
-      </w:r>
-      <w:r>
-        <w:br/>
-      </w:r>
-      <w:r>
-        <w:rPr>
-          <w:rStyle w:val="VerbatimChar"/>
-        </w:rPr>
-        <w:t xml:space="preserve">    非 ASCII 成员 183 个 ｜ 其中缺 0x800 的 0 []</w:t>
-      </w:r>
-      <w:r>
-        <w:br/>
-      </w:r>
-      <w:r>
-        <w:rPr>
-          <w:rStyle w:val="VerbatimChar"/>
-        </w:rPr>
-        <w:t xml:space="preserve">  本地头：文件 198 个 ｜ 带 0x800 的 183</w:t>
-      </w:r>
-      <w:r>
-        <w:br/>
-      </w:r>
-      <w:r>
-        <w:rPr>
-          <w:rStyle w:val="VerbatimChar"/>
-        </w:rPr>
-        <w:t xml:space="preserve">    非 ASCII 成员 183 个 ｜ 带 0x800 的 183 ｜ 缺 0x800 的 0 []</w:t>
-      </w:r>
-      <w:r>
-        <w:br/>
-      </w:r>
-      <w:r>
-        <w:rPr>
-          <w:rStyle w:val="VerbatimChar"/>
-        </w:rPr>
-        <w:t xml:space="preserve">  ★ 非 ASCII 名在解压端实际落盘核对：缺失/乱码 0 个 []</w:t>
-      </w:r>
-      <w:r>
-        <w:br/>
-      </w:r>
-      <w:r>
-        <w:rPr>
-          <w:rStyle w:val="VerbatimChar"/>
-        </w:rPr>
-        <w:t xml:space="preserve">  ★ 判定：中央目录 0x800 全齐 = True；本地头 0x800 全齐 = True；两处非 ASCII 成员数一致 = True (183)</w:t>
-      </w:r>
-    </w:p>
-    <w:p>
-      <w:pPr>
-        <w:pStyle w:val="FirstParagraph"/>
-      </w:pPr>
-      <w:r>
-        <w:t xml:space="preserve">★ 15 个不带该位的是</w:t>
-      </w:r>
-      <w:r>
-        <w:rPr>
-          <w:bCs/>
-          <w:b/>
-        </w:rPr>
-        <w:t xml:space="preserve">纯 ASCII 名</w:t>
-      </w:r>
-      <w:r>
-        <w:t xml:space="preserve">（cp437 与 UTF-8 对 ASCII 等价，</w:t>
-      </w:r>
-      <w:r>
-        <w:rPr>
-          <w:bCs/>
-          <w:b/>
-        </w:rPr>
-        <w:t xml:space="preserve">不需要</w:t>
-      </w:r>
-      <w:r>
-        <w:t xml:space="preserve">该位）⇒ 不构成缺陷。</w:t>
-      </w:r>
-    </w:p>
-    <w:p>
-      <w:pPr>
-        <w:pStyle w:val="BodyText"/>
-      </w:pPr>
-      <w:r>
-        <w:rPr>
-          <w:bCs/>
-          <w:b/>
-        </w:rPr>
-        <w:t xml:space="preserve">③ 负向测试 —— ✅</w:t>
-      </w:r>
-    </w:p>
-    <w:p>
-      <w:pPr>
-        <w:pStyle w:val="SourceCode"/>
-      </w:pPr>
-      <w:r>
-        <w:rPr>
-          <w:rStyle w:val="VerbatimChar"/>
-        </w:rPr>
-        <w:t xml:space="preserve">$ python3 tools/check_package.py &lt;zip&gt; --self-test</w:t>
-      </w:r>
-      <w:r>
-        <w:br/>
-      </w:r>
-      <w:r>
-        <w:rPr>
-          <w:rStyle w:val="VerbatimChar"/>
-        </w:rPr>
-        <w:t xml:space="preserve">  内容被改但清单没改         → ✔ 抓得住（sha256 不符 197 条：['.gitignore','LICENSE','README.md','papers.bib','papers/00_论文簇总纲_交差版.docx']）</w:t>
-      </w:r>
-      <w:r>
-        <w:br/>
-      </w:r>
-      <w:r>
-        <w:rPr>
-          <w:rStyle w:val="VerbatimChar"/>
-        </w:rPr>
-        <w:t xml:space="preserve">  多一个未登记文件           → ✔ 抓得住（包内有 1 个未登记进清单的文件：['未被登记的游离文件.md']）</w:t>
-      </w:r>
-      <w:r>
-        <w:br/>
-      </w:r>
-      <w:r>
-        <w:rPr>
-          <w:rStyle w:val="VerbatimChar"/>
-        </w:rPr>
-        <w:t xml:space="preserve">  非 ASCII 名缺 UTF-8 标志位 → ✔ 抓得住（清单里有 1 个包内不存在的条目：['papers/00_论文簇总纲_交差版.docx']；包内有 1 个未登记进清单的文件：['papers/00_Φ«║µûçτ░çµÇ╗τ║▓_Σ║ñσ╖«τëê.docx']）</w:t>
-      </w:r>
-      <w:r>
-        <w:br/>
-      </w:r>
-      <w:r>
-        <w:rPr>
-          <w:rStyle w:val="VerbatimChar"/>
-        </w:rPr>
-        <w:t xml:space="preserve">★ 负向测试：全绿（每个坏包都被抓住且归因正确）</w:t>
-      </w:r>
-      <w:r>
-        <w:br/>
-      </w:r>
-      <w:r>
-        <w:rPr>
-          <w:rStyle w:val="VerbatimChar"/>
-        </w:rPr>
-        <w:t xml:space="preserve">EXIT=0</w:t>
-      </w:r>
-    </w:p>
-    <w:p>
-      <w:pPr>
-        <w:pStyle w:val="FirstParagraph"/>
-      </w:pPr>
-      <w:r>
-        <w:rPr>
-          <w:bCs/>
-          <w:b/>
-        </w:rPr>
-        <w:t xml:space="preserve">④ 无 git 原地重建 —— ✅（可复现性成立）</w:t>
-      </w:r>
-    </w:p>
-    <w:p>
-      <w:pPr>
-        <w:pStyle w:val="SourceCode"/>
-      </w:pPr>
-      <w:r>
-        <w:rPr>
-          <w:rStyle w:val="VerbatimChar"/>
-        </w:rPr>
-        <w:t xml:space="preserve">$ cd &lt;解包目录&gt;            # ★ 无 git 仓</w:t>
-      </w:r>
-      <w:r>
-        <w:br/>
-      </w:r>
-      <w:r>
-        <w:rPr>
-          <w:rStyle w:val="VerbatimChar"/>
-        </w:rPr>
-        <w:t xml:space="preserve">$ bash tools/pack_papers.sh /tmp/pkg/rebuild.zip</w:t>
-      </w:r>
-      <w:r>
-        <w:br/>
-      </w:r>
-      <w:r>
-        <w:rPr>
-          <w:rStyle w:val="VerbatimChar"/>
-        </w:rPr>
-        <w:t xml:space="preserve">fatal: not a git repository (or any of the parent directories): .git   ← ★ 自动回退到目录遍历</w:t>
-      </w:r>
-      <w:r>
-        <w:br/>
-      </w:r>
-      <w:r>
-        <w:rPr>
-          <w:rStyle w:val="VerbatimChar"/>
-        </w:rPr>
-        <w:t xml:space="preserve">★ 包已写出：/tmp/pkg/rebuild.zip  成员 198（清单条目 197）</w:t>
-      </w:r>
-      <w:r>
-        <w:br/>
-      </w:r>
-      <w:r>
-        <w:rPr>
-          <w:rStyle w:val="VerbatimChar"/>
-        </w:rPr>
-        <w:t xml:space="preserve">★ 回读断言：非 ASCII 成员 183 个 ⇒ 中央目录 + 本地头 的 UTF-8 标志位（0x800）全齐 ✔</w:t>
-      </w:r>
-      <w:r>
-        <w:br/>
-      </w:r>
-      <w:r>
-        <w:rPr>
-          <w:rStyle w:val="VerbatimChar"/>
-        </w:rPr>
-        <w:t xml:space="preserve">★ 交付自检：✅ 全绿</w:t>
-      </w:r>
-      <w:r>
-        <w:br/>
-      </w:r>
-      <w:r>
-        <w:rPr>
-          <w:rStyle w:val="VerbatimChar"/>
-        </w:rPr>
-        <w:t xml:space="preserve">★ sha256: b0973157b813f970…</w:t>
-      </w:r>
-      <w:r>
-        <w:br/>
-      </w:r>
-      <w:r>
-        <w:br/>
-      </w:r>
-      <w:r>
-        <w:rPr>
-          <w:rStyle w:val="VerbatimChar"/>
-        </w:rPr>
-        <w:t xml:space="preserve">$ cmp /tmp/pkg/rebuild.zip &lt;原包&gt;   →  ★ cmp: 逐字节相同</w:t>
-      </w:r>
-      <w:r>
-        <w:br/>
-      </w:r>
-      <w:r>
-        <w:rPr>
-          <w:rStyle w:val="VerbatimChar"/>
-        </w:rPr>
-        <w:t xml:space="preserve">$ 我另打一次到 /tmp/pkg/r2.zip：</w:t>
-      </w:r>
-      <w:r>
-        <w:br/>
-      </w:r>
-      <w:r>
-        <w:rPr>
-          <w:rStyle w:val="VerbatimChar"/>
-        </w:rPr>
-        <w:t xml:space="preserve">  b0973157b813f9703b2c8645aab654b70b118920bdb0e300344dcf153cca422c  rebuild.zip</w:t>
-      </w:r>
-      <w:r>
-        <w:br/>
-      </w:r>
-      <w:r>
-        <w:rPr>
-          <w:rStyle w:val="VerbatimChar"/>
-        </w:rPr>
-        <w:t xml:space="preserve">  b0973157b813f9703b2c8645aab654b70b118920bdb0e300344dcf153cca422c  r2.zip</w:t>
-      </w:r>
-      <w:r>
-        <w:br/>
-      </w:r>
-      <w:r>
-        <w:rPr>
-          <w:rStyle w:val="VerbatimChar"/>
-        </w:rPr>
-        <w:t xml:space="preserve">  b0973157b813f9703b2c8645aab654b70b118920bdb0e300344dcf153cca422c  原包</w:t>
-      </w:r>
-    </w:p>
-    <w:p>
-      <w:pPr>
-        <w:pStyle w:val="FirstParagraph"/>
-      </w:pPr>
-      <w:r>
-        <w:t xml:space="preserve">⇒ ★★</w:t>
-      </w:r>
-      <w:r>
-        <w:t xml:space="preserve"> </w:t>
-      </w:r>
-      <w:r>
-        <w:rPr>
-          <w:bCs/>
-          <w:b/>
-        </w:rPr>
-        <w:t xml:space="preserve">三次独立打包（三次在不同目录、其中两次无 git）sha 完全相同</w:t>
-      </w:r>
-      <w:r>
-        <w:t xml:space="preserve"> </w:t>
-      </w:r>
-      <w:r>
-        <w:t xml:space="preserve">⇒</w:t>
-      </w:r>
-      <w:r>
-        <w:t xml:space="preserve"> </w:t>
-      </w:r>
-      <w:r>
-        <w:rPr>
-          <w:bCs/>
-          <w:b/>
-        </w:rPr>
-        <w:t xml:space="preserve">可复现性成立，包 sha256 是稳定标识符，第三方只需有包即可重建出同一个包</w:t>
-      </w:r>
-      <w:r>
-        <w:t xml:space="preserve">（打包器本身在包里）。</w:t>
-      </w:r>
-    </w:p>
-    <w:p>
-      <w:pPr>
-        <w:pStyle w:val="BodyText"/>
-      </w:pPr>
-      <w:r>
-        <w:rPr>
-          <w:bCs/>
-          <w:b/>
-        </w:rPr>
-        <w:t xml:space="preserve">⑤ 四道闸在【解包后的原地】复跑 —— ★ 3 通过 ／ 1 红</w:t>
-      </w:r>
-    </w:p>
-    <w:p>
-      <w:pPr>
-        <w:pStyle w:val="SourceCode"/>
-      </w:pPr>
-      <w:r>
-        <w:rPr>
-          <w:rStyle w:val="VerbatimChar"/>
-        </w:rPr>
-        <w:t xml:space="preserve">  闸 = sha256sum -c SHA256SUMS.txt</w:t>
-      </w:r>
-      <w:r>
-        <w:br/>
-      </w:r>
-      <w:r>
-        <w:rPr>
-          <w:rStyle w:val="VerbatimChar"/>
-        </w:rPr>
-        <w:t xml:space="preserve">      ⇒ EXIT=0 ｜ 197/197 OK ｜ 失败 0                                  ✔</w:t>
-      </w:r>
-      <w:r>
-        <w:br/>
-      </w:r>
-      <w:r>
-        <w:rPr>
-          <w:rStyle w:val="VerbatimChar"/>
-        </w:rPr>
-        <w:t xml:space="preserve">  闸 = check_docx.py papers</w:t>
-      </w:r>
-      <w:r>
-        <w:br/>
-      </w:r>
-      <w:r>
-        <w:rPr>
-          <w:rStyle w:val="VerbatimChar"/>
-        </w:rPr>
-        <w:t xml:space="preserve">      ⇒ EXIT=1 ｜ ⛔ 11 个文件「docx 比 md 旧」                          ★ ❌ = P-01</w:t>
-      </w:r>
-      <w:r>
-        <w:br/>
-      </w:r>
-      <w:r>
-        <w:rPr>
-          <w:rStyle w:val="VerbatimChar"/>
-        </w:rPr>
-        <w:t xml:space="preserve">  闸 = tools/check_l3.py papers/06_L3_层3自修改_交差稿.md</w:t>
-      </w:r>
-      <w:r>
-        <w:br/>
-      </w:r>
-      <w:r>
-        <w:rPr>
-          <w:rStyle w:val="VerbatimChar"/>
-        </w:rPr>
-        <w:t xml:space="preserve">      ⇒ EXIT=0 ｜ 48 个 ✅ ｜ A3 越界 0                                  ✔</w:t>
-      </w:r>
-      <w:r>
-        <w:br/>
-      </w:r>
-      <w:r>
-        <w:rPr>
-          <w:rStyle w:val="VerbatimChar"/>
-        </w:rPr>
-        <w:t xml:space="preserve">  闸 = verify_l3_code_facts.py</w:t>
-      </w:r>
-      <w:r>
-        <w:br/>
-      </w:r>
-      <w:r>
-        <w:rPr>
-          <w:rStyle w:val="VerbatimChar"/>
-        </w:rPr>
-        <w:t xml:space="preserve">      ⇒ EXIT=0 ｜ 6 条断言全 ✔                                          ✔</w:t>
-      </w:r>
-    </w:p>
-    <w:bookmarkEnd w:id="25"/>
-    <w:bookmarkStart w:id="29" w:name="v1-的三条发现"/>
-    <w:p>
-      <w:pPr>
-        <w:pStyle w:val="Heading3"/>
-      </w:pPr>
-      <w:r>
-        <w:t xml:space="preserve">3.2 · v1 的三条发现</w:t>
-      </w:r>
-    </w:p>
-    <w:bookmarkStart w:id="26" w:name="Xe440e360f9fcf78bb2387d87e1fcbf9a74e73e3"/>
-    <w:p>
-      <w:pPr>
-        <w:pStyle w:val="Heading4"/>
-      </w:pPr>
-      <w:r>
-        <w:t xml:space="preserve">P-01 ｜ 应修 ｜ 包内</w:t>
-      </w:r>
-      <w:r>
-        <w:t xml:space="preserve"> </w:t>
-      </w:r>
-      <w:r>
-        <w:rPr>
-          <w:rStyle w:val="VerbatimChar"/>
-        </w:rPr>
-        <w:t xml:space="preserve">tools/check_docx.py:151</w:t>
-      </w:r>
-      <w:r>
-        <w:t xml:space="preserve"> </w:t>
-      </w:r>
-      <w:r>
-        <w:t xml:space="preserve">＋ 打包器的成员时间戳策略</w:t>
-      </w:r>
-    </w:p>
-    <w:p>
-      <w:pPr>
-        <w:pStyle w:val="FirstParagraph"/>
-      </w:pPr>
-      <w:r>
-        <w:rPr>
-          <w:bCs/>
-          <w:b/>
-        </w:rPr>
-        <w:t xml:space="preserve">问题</w:t>
-      </w:r>
-      <w:r>
-        <w:t xml:space="preserve">：★</w:t>
-      </w:r>
-      <w:r>
-        <w:t xml:space="preserve"> </w:t>
-      </w:r>
-      <w:r>
-        <w:rPr>
-          <w:bCs/>
-          <w:b/>
-        </w:rPr>
-        <w:t xml:space="preserve">解包后跑包内自带的</w:t>
-      </w:r>
-      <w:r>
-        <w:rPr>
-          <w:bCs/>
-          <w:b/>
-        </w:rPr>
-        <w:t xml:space="preserve"> </w:t>
-      </w:r>
-      <w:r>
-        <w:rPr>
-          <w:rStyle w:val="VerbatimChar"/>
-          <w:bCs/>
-          <w:b/>
-        </w:rPr>
-        <w:t xml:space="preserve">check_docx.py</w:t>
-      </w:r>
-      <w:r>
-        <w:rPr>
-          <w:bCs/>
-          <w:b/>
-        </w:rPr>
-        <w:t xml:space="preserve"> </w:t>
-      </w:r>
-      <w:r>
-        <w:rPr>
-          <w:bCs/>
-          <w:b/>
-        </w:rPr>
-        <w:t xml:space="preserve">⇒ EXIT=1，11 个文件被判「docx 比 md 旧」</w:t>
-      </w:r>
-      <w:r>
-        <w:t xml:space="preserve"> </w:t>
-      </w:r>
-      <w:r>
-        <w:t xml:space="preserve">⇒ ★</w:t>
-      </w:r>
-      <w:r>
-        <w:t xml:space="preserve"> </w:t>
-      </w:r>
-      <w:r>
-        <w:rPr>
-          <w:bCs/>
-          <w:b/>
-        </w:rPr>
-        <w:t xml:space="preserve">包的自证链在交付态断在这里</w:t>
-      </w:r>
-      <w:r>
-        <w:t xml:space="preserve">（内容本身没问题：清单 197/197 逐字节相符 ⇒</w:t>
-      </w:r>
-      <w:r>
-        <w:t xml:space="preserve"> </w:t>
-      </w:r>
-      <w:r>
-        <w:rPr>
-          <w:bCs/>
-          <w:b/>
-        </w:rPr>
-        <w:t xml:space="preserve">假红</w:t>
-      </w:r>
-      <w:r>
-        <w:t xml:space="preserve">）。</w:t>
-      </w:r>
-    </w:p>
-    <w:p>
-      <w:pPr>
-        <w:pStyle w:val="BodyText"/>
-      </w:pPr>
-      <w:r>
-        <w:rPr>
-          <w:bCs/>
-          <w:b/>
-        </w:rPr>
-        <w:t xml:space="preserve">根因链（★ 逐环节实测，不是推测）</w:t>
-      </w:r>
-      <w:r>
-        <w:t xml:space="preserve">：</w:t>
-      </w:r>
-    </w:p>
-    <w:p>
-      <w:pPr>
-        <w:pStyle w:val="SourceCode"/>
-      </w:pPr>
-      <w:r>
-        <w:rPr>
-          <w:rStyle w:val="VerbatimChar"/>
-        </w:rPr>
-        <w:t xml:space="preserve">① 可复现打包 ⇒ 成员 date_time 固定 (1980,1,1) ⇒ zip 不携带真实 mtime</w:t>
-      </w:r>
-      <w:r>
-        <w:br/>
-      </w:r>
-      <w:r>
-        <w:rPr>
-          <w:rStyle w:val="VerbatimChar"/>
-        </w:rPr>
-        <w:t xml:space="preserve">     zip 内 06_L3 成员的 date_time: (1980, 1, 1, 0, 0, 0)</w:t>
-      </w:r>
-      <w:r>
-        <w:br/>
-      </w:r>
-      <w:r>
-        <w:rPr>
-          <w:rStyle w:val="VerbatimChar"/>
-        </w:rPr>
-        <w:t xml:space="preserve">② zipfile.extractall() 把每个文件的 mtime 设成【解包时刻】（不是 zip 里的 date_time）</w:t>
-      </w:r>
-      <w:r>
-        <w:br/>
-      </w:r>
-      <w:r>
-        <w:rPr>
-          <w:rStyle w:val="VerbatimChar"/>
-        </w:rPr>
-        <w:t xml:space="preserve">     ⇒ 解包后 mtime 由【解包顺序】决定</w:t>
-      </w:r>
-      <w:r>
-        <w:br/>
-      </w:r>
-      <w:r>
-        <w:rPr>
-          <w:rStyle w:val="VerbatimChar"/>
-        </w:rPr>
-        <w:t xml:space="preserve">③ 成员顺序按名字排序 ⇒ .docx 排在 .md 之前</w:t>
-      </w:r>
-      <w:r>
-        <w:br/>
-      </w:r>
-      <w:r>
-        <w:rPr>
-          <w:rStyle w:val="VerbatimChar"/>
-        </w:rPr>
-        <w:t xml:space="preserve">     # 16  papers/06_L3_层3自修改_交差稿.docx</w:t>
-      </w:r>
-      <w:r>
-        <w:br/>
-      </w:r>
-      <w:r>
-        <w:rPr>
-          <w:rStyle w:val="VerbatimChar"/>
-        </w:rPr>
-        <w:t xml:space="preserve">     # 17  papers/06_L3_层3自修改_交差稿.md</w:t>
-      </w:r>
-      <w:r>
-        <w:br/>
-      </w:r>
-      <w:r>
-        <w:rPr>
-          <w:rStyle w:val="VerbatimChar"/>
-        </w:rPr>
-        <w:t xml:space="preserve">     ⇒ docx 的 mtime 比 md 早 1 ms</w:t>
-      </w:r>
-      <w:r>
-        <w:br/>
-      </w:r>
-      <w:r>
-        <w:rPr>
-          <w:rStyle w:val="VerbatimChar"/>
-        </w:rPr>
-        <w:t xml:space="preserve">④ check_docx.py:151  用 getmtime 比较 ⇒ 判红</w:t>
-      </w:r>
-      <w:r>
-        <w:br/>
-      </w:r>
-      <w:r>
-        <w:rPr>
-          <w:rStyle w:val="VerbatimChar"/>
-        </w:rPr>
-        <w:t xml:space="preserve">     实际 mtime:</w:t>
-      </w:r>
-      <w:r>
-        <w:br/>
-      </w:r>
-      <w:r>
-        <w:rPr>
-          <w:rStyle w:val="VerbatimChar"/>
-        </w:rPr>
-        <w:t xml:space="preserve">     papers/06_L3_层3自修改_交差稿.md    mtime=2026-10-24 23:41:51.119654497 +0800</w:t>
-      </w:r>
-      <w:r>
-        <w:br/>
-      </w:r>
-      <w:r>
-        <w:rPr>
-          <w:rStyle w:val="VerbatimChar"/>
-        </w:rPr>
-        <w:t xml:space="preserve">     papers/06_L3_层3自修改_交差稿.docx  mtime=2026-10-24 23:41:51.118654465 +0800</w:t>
-      </w:r>
-    </w:p>
-    <w:p>
-      <w:pPr>
-        <w:pStyle w:val="FirstParagraph"/>
-      </w:pPr>
-      <w:r>
-        <w:t xml:space="preserve">★ 被红 11 个：</w:t>
-      </w:r>
-      <w:r>
-        <w:rPr>
-          <w:rStyle w:val="VerbatimChar"/>
-        </w:rPr>
-        <w:t xml:space="preserve">01_L1</w:t>
-      </w:r>
-      <w:r>
-        <w:t xml:space="preserve">／</w:t>
-      </w:r>
-      <w:r>
-        <w:rPr>
-          <w:rStyle w:val="VerbatimChar"/>
-        </w:rPr>
-        <w:t xml:space="preserve">02_A</w:t>
-      </w:r>
-      <w:r>
-        <w:t xml:space="preserve">／</w:t>
-      </w:r>
-      <w:r>
-        <w:rPr>
-          <w:rStyle w:val="VerbatimChar"/>
-        </w:rPr>
-        <w:t xml:space="preserve">04_D</w:t>
-      </w:r>
-      <w:r>
-        <w:t xml:space="preserve">／</w:t>
-      </w:r>
-      <w:r>
-        <w:rPr>
-          <w:rStyle w:val="VerbatimChar"/>
-        </w:rPr>
-        <w:t xml:space="preserve">06_L3</w:t>
-      </w:r>
-      <w:r>
-        <w:t xml:space="preserve">／</w:t>
-      </w:r>
-      <w:r>
-        <w:rPr>
-          <w:rStyle w:val="VerbatimChar"/>
-        </w:rPr>
-        <w:t xml:space="preserve">08_回源对照表</w:t>
-      </w:r>
-      <w:r>
-        <w:t xml:space="preserve">／</w:t>
-      </w:r>
-      <w:r>
-        <w:rPr>
-          <w:rStyle w:val="VerbatimChar"/>
-        </w:rPr>
-        <w:t xml:space="preserve">审稿回执_方向3层3</w:t>
-      </w:r>
-      <w:r>
-        <w:t xml:space="preserve">／</w:t>
-      </w:r>
-      <w:r>
-        <w:rPr>
-          <w:rStyle w:val="VerbatimChar"/>
-        </w:rPr>
-        <w:t xml:space="preserve">改稿报告_A</w:t>
-      </w:r>
-      <w:r>
-        <w:t xml:space="preserve">／</w:t>
-      </w:r>
-      <w:r>
-        <w:rPr>
-          <w:rStyle w:val="VerbatimChar"/>
-        </w:rPr>
-        <w:t xml:space="preserve">改稿报告_L3</w:t>
-      </w:r>
-      <w:r>
-        <w:t xml:space="preserve">／</w:t>
-      </w:r>
-      <w:r>
-        <w:rPr>
-          <w:rStyle w:val="VerbatimChar"/>
-        </w:rPr>
-        <w:t xml:space="preserve">终审后修复报告</w:t>
-      </w:r>
-      <w:r>
-        <w:t xml:space="preserve">／</w:t>
-      </w:r>
-      <w:r>
-        <w:rPr>
-          <w:rStyle w:val="VerbatimChar"/>
-        </w:rPr>
-        <w:t xml:space="preserve">终审报告_外部审稿意见逐条复核</w:t>
-      </w:r>
-      <w:r>
-        <w:t xml:space="preserve">／</w:t>
-      </w:r>
-      <w:r>
-        <w:rPr>
-          <w:rStyle w:val="VerbatimChar"/>
-        </w:rPr>
-        <w:t xml:space="preserve">终审报告_方向3层3</w:t>
-      </w:r>
-      <w:r>
-        <w:t xml:space="preserve">。</w:t>
-      </w:r>
-    </w:p>
-    <w:p>
-      <w:pPr>
-        <w:pStyle w:val="BodyText"/>
-      </w:pPr>
-      <w:r>
-        <w:rPr>
-          <w:bCs/>
-          <w:b/>
-        </w:rPr>
-        <w:t xml:space="preserve">★ 根因定性</w:t>
-      </w:r>
-      <w:r>
-        <w:t xml:space="preserve">：★</w:t>
-      </w:r>
-      <w:r>
-        <w:t xml:space="preserve"> </w:t>
-      </w:r>
-      <w:r>
-        <w:rPr>
-          <w:bCs/>
-          <w:b/>
-        </w:rPr>
-        <w:t xml:space="preserve">判据与打包器在语义上打架</w:t>
-      </w:r>
-      <w:r>
-        <w:t xml:space="preserve"> </w:t>
-      </w:r>
-      <w:r>
-        <w:t xml:space="preserve">—— 「docx 不比 md 旧」是</w:t>
-      </w:r>
-      <w:r>
-        <w:rPr>
-          <w:bCs/>
-          <w:b/>
-        </w:rPr>
-        <w:t xml:space="preserve">基于文件时间戳</w:t>
-      </w:r>
-      <w:r>
-        <w:t xml:space="preserve">的判据，在一个</w:t>
-      </w:r>
-      <w:r>
-        <w:rPr>
-          <w:bCs/>
-          <w:b/>
-        </w:rPr>
-        <w:t xml:space="preserve">刻意不携带时间戳</w:t>
-      </w:r>
-      <w:r>
-        <w:t xml:space="preserve">的可复现包里</w:t>
-      </w:r>
-      <w:r>
-        <w:rPr>
-          <w:bCs/>
-          <w:b/>
-        </w:rPr>
-        <w:t xml:space="preserve">必然可能假红</w:t>
-      </w:r>
-      <w:r>
-        <w:t xml:space="preserve">；★ 且</w:t>
-      </w:r>
-      <w:r>
-        <w:rPr>
-          <w:bCs/>
-          <w:b/>
-        </w:rPr>
-        <w:t xml:space="preserve">不是换解包顺序能修的</w:t>
-      </w:r>
-      <w:r>
-        <w:t xml:space="preserve">（任何解包工具／任何顺序都可能踩）。</w:t>
-      </w:r>
-    </w:p>
-    <w:p>
-      <w:pPr>
-        <w:pStyle w:val="BodyText"/>
-      </w:pPr>
-      <w:r>
-        <w:rPr>
-          <w:bCs/>
-          <w:b/>
-        </w:rPr>
-        <w:t xml:space="preserve">修复建议</w:t>
-      </w:r>
-      <w:r>
-        <w:t xml:space="preserve">：★</w:t>
-      </w:r>
-      <w:r>
-        <w:t xml:space="preserve"> </w:t>
-      </w:r>
-      <w:r>
-        <w:rPr>
-          <w:bCs/>
-          <w:b/>
-        </w:rPr>
-        <w:t xml:space="preserve">推荐 ①：build 时把【源 md 的 sha256】写进 docx</w:t>
-      </w:r>
-      <w:r>
-        <w:t xml:space="preserve">（docx 本身是 zip，可塞条目或</w:t>
-      </w:r>
-      <w:r>
-        <w:t xml:space="preserve"> </w:t>
-      </w:r>
-      <w:r>
-        <w:rPr>
-          <w:rStyle w:val="VerbatimChar"/>
-        </w:rPr>
-        <w:t xml:space="preserve">docProps</w:t>
-      </w:r>
-      <w:r>
-        <w:t xml:space="preserve">），</w:t>
-      </w:r>
-      <w:r>
-        <w:rPr>
-          <w:rStyle w:val="VerbatimChar"/>
-        </w:rPr>
-        <w:t xml:space="preserve">check_docx.py</w:t>
-      </w:r>
-      <w:r>
-        <w:t xml:space="preserve"> </w:t>
-      </w:r>
-      <w:r>
-        <w:t xml:space="preserve">改用</w:t>
-      </w:r>
-      <w:r>
-        <w:rPr>
-          <w:bCs/>
-          <w:b/>
-        </w:rPr>
-        <w:t xml:space="preserve">内容指纹</w:t>
-      </w:r>
-      <w:r>
-        <w:t xml:space="preserve">判新鲜度 ⇒</w:t>
-      </w:r>
-      <w:r>
-        <w:t xml:space="preserve"> </w:t>
-      </w:r>
-      <w:r>
-        <w:rPr>
-          <w:bCs/>
-          <w:b/>
-        </w:rPr>
-        <w:t xml:space="preserve">与时间戳彻底解耦</w:t>
-      </w:r>
-      <w:r>
-        <w:t xml:space="preserve">，且</w:t>
-      </w:r>
-      <w:r>
-        <w:rPr>
-          <w:bCs/>
-          <w:b/>
-        </w:rPr>
-        <w:t xml:space="preserve">对第三方更可核</w:t>
-      </w:r>
-      <w:r>
-        <w:t xml:space="preserve">（第三方能自己算 md 的 sha 再去 docx 里对）｜② 次选：解包态把该判据</w:t>
-      </w:r>
-      <w:r>
-        <w:rPr>
-          <w:bCs/>
-          <w:b/>
-        </w:rPr>
-        <w:t xml:space="preserve">降级为告警</w:t>
-      </w:r>
-      <w:r>
-        <w:t xml:space="preserve">｜③</w:t>
-      </w:r>
-      <w:r>
-        <w:t xml:space="preserve"> </w:t>
-      </w:r>
-      <w:r>
-        <w:rPr>
-          <w:bCs/>
-          <w:b/>
-        </w:rPr>
-        <w:t xml:space="preserve">单纯调成员顺序：治标且不稳，不建议</w:t>
-      </w:r>
-      <w:r>
-        <w:t xml:space="preserve">。</w:t>
-      </w:r>
-    </w:p>
-    <w:bookmarkEnd w:id="26"/>
-    <w:bookmarkStart w:id="27" w:name="X05aa96e3d23d4c18dbc930f987a4dad852ada2b"/>
-    <w:p>
-      <w:pPr>
-        <w:pStyle w:val="Heading4"/>
-      </w:pPr>
-      <w:r>
-        <w:t xml:space="preserve">P-02 ｜ 应修 ｜ 包内</w:t>
-      </w:r>
-      <w:r>
-        <w:t xml:space="preserve"> </w:t>
-      </w:r>
-      <w:r>
-        <w:rPr>
-          <w:rStyle w:val="VerbatimChar"/>
-        </w:rPr>
-        <w:t xml:space="preserve">tools/pack_papers.sh</w:t>
-      </w:r>
-      <w:r>
-        <w:t xml:space="preserve"> </w:t>
-      </w:r>
-      <w:r>
-        <w:t xml:space="preserve">的</w:t>
-      </w:r>
-      <w:r>
-        <w:t xml:space="preserve"> </w:t>
-      </w:r>
-      <w:r>
-        <w:rPr>
-          <w:rStyle w:val="VerbatimChar"/>
-        </w:rPr>
-        <w:t xml:space="preserve">--repro</w:t>
-      </w:r>
-      <w:r>
-        <w:t xml:space="preserve"> </w:t>
-      </w:r>
-      <w:r>
-        <w:t xml:space="preserve">段（第二段内嵌 python）</w:t>
-      </w:r>
-    </w:p>
-    <w:p>
-      <w:pPr>
-        <w:pStyle w:val="FirstParagraph"/>
-      </w:pPr>
-      <w:r>
-        <w:rPr>
-          <w:bCs/>
-          <w:b/>
-        </w:rPr>
-        <w:t xml:space="preserve">问题</w:t>
-      </w:r>
-      <w:r>
-        <w:t xml:space="preserve">：★</w:t>
-      </w:r>
-      <w:r>
-        <w:t xml:space="preserve"> </w:t>
-      </w:r>
-      <w:r>
-        <w:rPr>
-          <w:rStyle w:val="VerbatimChar"/>
-          <w:bCs/>
-          <w:b/>
-        </w:rPr>
-        <w:t xml:space="preserve">--repro</w:t>
-      </w:r>
-      <w:r>
-        <w:rPr>
-          <w:bCs/>
-          <w:b/>
-        </w:rPr>
-        <w:t xml:space="preserve"> </w:t>
-      </w:r>
-      <w:r>
-        <w:rPr>
-          <w:bCs/>
-          <w:b/>
-        </w:rPr>
-        <w:t xml:space="preserve">自检在交付态必然崩</w:t>
-      </w:r>
-      <w:r>
-        <w:t xml:space="preserve">：</w:t>
-      </w:r>
-    </w:p>
-    <w:p>
-      <w:pPr>
-        <w:pStyle w:val="SourceCode"/>
-      </w:pPr>
-      <w:r>
-        <w:rPr>
-          <w:rStyle w:val="VerbatimChar"/>
-        </w:rPr>
-        <w:t xml:space="preserve">$ bash tools/pack_papers.sh &lt;out.zip&gt; --repro</w:t>
-      </w:r>
-      <w:r>
-        <w:br/>
-      </w:r>
-      <w:r>
-        <w:rPr>
-          <w:rStyle w:val="VerbatimChar"/>
-        </w:rPr>
-        <w:t xml:space="preserve">fatal: not a git repository (or any of the parent directories): .git</w:t>
-      </w:r>
-      <w:r>
-        <w:br/>
-      </w:r>
-      <w:r>
-        <w:rPr>
-          <w:rStyle w:val="VerbatimChar"/>
-        </w:rPr>
-        <w:t xml:space="preserve">fatal: not a git repository (or any of the parent directories): .git</w:t>
-      </w:r>
-      <w:r>
-        <w:br/>
-      </w:r>
-      <w:r>
-        <w:rPr>
-          <w:rStyle w:val="VerbatimChar"/>
-        </w:rPr>
-        <w:t xml:space="preserve">Traceback (most recent call last):</w:t>
-      </w:r>
-      <w:r>
-        <w:br/>
-      </w:r>
-      <w:r>
-        <w:rPr>
-          <w:rStyle w:val="VerbatimChar"/>
-        </w:rPr>
-        <w:t xml:space="preserve">  File "&lt;stdin&gt;", line 35, in &lt;module&gt;</w:t>
-      </w:r>
-      <w:r>
-        <w:br/>
-      </w:r>
-      <w:r>
-        <w:rPr>
-          <w:rStyle w:val="VerbatimChar"/>
-        </w:rPr>
-        <w:t xml:space="preserve">NameError: name 'src' is not defined</w:t>
-      </w:r>
-    </w:p>
-    <w:p>
-      <w:pPr>
-        <w:pStyle w:val="FirstParagraph"/>
-      </w:pPr>
-      <w:r>
-        <w:t xml:space="preserve">★</w:t>
-      </w:r>
-      <w:r>
-        <w:t xml:space="preserve"> </w:t>
-      </w:r>
-      <w:r>
-        <w:rPr>
-          <w:bCs/>
-          <w:b/>
-        </w:rPr>
-        <w:t xml:space="preserve">两个缺陷叠加</w:t>
-      </w:r>
-      <w:r>
-        <w:t xml:space="preserve">：</w:t>
-      </w:r>
-      <w:r>
-        <w:t xml:space="preserve"> </w:t>
-      </w:r>
-      <w:r>
-        <w:t xml:space="preserve">- ★ 第一段（正常打包）的循环里</w:t>
-      </w:r>
-      <w:r>
-        <w:rPr>
-          <w:bCs/>
-          <w:b/>
-        </w:rPr>
-        <w:t xml:space="preserve">有</w:t>
-      </w:r>
-      <w:r>
-        <w:t xml:space="preserve"> </w:t>
-      </w:r>
-      <w:r>
-        <w:rPr>
-          <w:rStyle w:val="VerbatimChar"/>
-        </w:rPr>
-        <w:t xml:space="preserve">src = os.path.join(tree, n)</w:t>
-      </w:r>
-      <w:r>
-        <w:t xml:space="preserve">，</w:t>
-      </w:r>
-      <w:r>
-        <w:rPr>
-          <w:bCs/>
-          <w:b/>
-        </w:rPr>
-        <w:t xml:space="preserve">第二段（</w:t>
-      </w:r>
-      <w:r>
-        <w:rPr>
-          <w:rStyle w:val="VerbatimChar"/>
-          <w:bCs/>
-          <w:b/>
-        </w:rPr>
-        <w:t xml:space="preserve">--repro</w:t>
-      </w:r>
-      <w:r>
-        <w:rPr>
-          <w:bCs/>
-          <w:b/>
-        </w:rPr>
-        <w:t xml:space="preserve">）没有</w:t>
-      </w:r>
-      <w:r>
-        <w:t xml:space="preserve"> </w:t>
-      </w:r>
-      <w:r>
-        <w:t xml:space="preserve">⇒ 第二段的</w:t>
-      </w:r>
-      <w:r>
-        <w:t xml:space="preserve"> </w:t>
-      </w:r>
-      <w:r>
-        <w:rPr>
-          <w:rStyle w:val="VerbatimChar"/>
-        </w:rPr>
-        <w:t xml:space="preserve">with open(src, "rb")</w:t>
-      </w:r>
-      <w:r>
-        <w:t xml:space="preserve"> </w:t>
-      </w:r>
-      <w:r>
-        <w:t xml:space="preserve">用了从未定义的</w:t>
-      </w:r>
-      <w:r>
-        <w:t xml:space="preserve"> </w:t>
-      </w:r>
-      <w:r>
-        <w:rPr>
-          <w:rStyle w:val="VerbatimChar"/>
-        </w:rPr>
-        <w:t xml:space="preserve">src</w:t>
-      </w:r>
-      <w:r>
-        <w:t xml:space="preserve"> </w:t>
-      </w:r>
-      <w:r>
-        <w:t xml:space="preserve">- ★ 第二段</w:t>
-      </w:r>
-      <w:r>
-        <w:rPr>
-          <w:bCs/>
-          <w:b/>
-        </w:rPr>
-        <w:t xml:space="preserve">没有 git 回退</w:t>
-      </w:r>
-      <w:r>
-        <w:t xml:space="preserve">（直接</w:t>
-      </w:r>
-      <w:r>
-        <w:t xml:space="preserve"> </w:t>
-      </w:r>
-      <w:r>
-        <w:rPr>
-          <w:rStyle w:val="VerbatimChar"/>
-        </w:rPr>
-        <w:t xml:space="preserve">os.popen('git ls-files -z')</w:t>
-      </w:r>
-      <w:r>
-        <w:t xml:space="preserve">，无 try/except、无目录遍历回退）⇒ 即便修好</w:t>
-      </w:r>
-      <w:r>
-        <w:t xml:space="preserve"> </w:t>
-      </w:r>
-      <w:r>
-        <w:rPr>
-          <w:rStyle w:val="VerbatimChar"/>
-        </w:rPr>
-        <w:t xml:space="preserve">src</w:t>
-      </w:r>
-      <w:r>
-        <w:t xml:space="preserve">，无 git 环境下第二个包内容只剩 2 个 EXTRAS ⇒</w:t>
-      </w:r>
-      <w:r>
-        <w:t xml:space="preserve"> </w:t>
-      </w:r>
-      <w:r>
-        <w:rPr>
-          <w:bCs/>
-          <w:b/>
-        </w:rPr>
-        <w:t xml:space="preserve">会误判「不可复现」</w:t>
-      </w:r>
-      <w:r>
-        <w:t xml:space="preserve">（第二处假红）</w:t>
-      </w:r>
-    </w:p>
-    <w:p>
-      <w:pPr>
-        <w:pStyle w:val="BodyText"/>
-      </w:pPr>
-      <w:r>
-        <w:rPr>
-          <w:bCs/>
-          <w:b/>
-        </w:rPr>
-        <w:t xml:space="preserve">★ 诊断层次</w:t>
-      </w:r>
-      <w:r>
-        <w:t xml:space="preserve">：★ 这不是"少了一行"，★ 而是</w:t>
-      </w:r>
-      <w:r>
-        <w:rPr>
-          <w:bCs/>
-          <w:b/>
-        </w:rPr>
-        <w:t xml:space="preserve">同一条纪律在第二个执行点没落实</w:t>
-      </w:r>
-      <w:r>
-        <w:t xml:space="preserve"> </w:t>
-      </w:r>
-      <w:r>
-        <w:t xml:space="preserve">—— owner 自己刚立的「</w:t>
-      </w:r>
-      <w:r>
-        <w:rPr>
-          <w:bCs/>
-          <w:b/>
-        </w:rPr>
-        <w:t xml:space="preserve">断言必须回头读产物</w:t>
-      </w:r>
-      <w:r>
-        <w:t xml:space="preserve">」在第一段做到了（源码里明确注释"zip 关闭前读到的</w:t>
-      </w:r>
-      <w:r>
-        <w:t xml:space="preserve"> </w:t>
-      </w:r>
-      <w:r>
-        <w:rPr>
-          <w:rStyle w:val="VerbatimChar"/>
-        </w:rPr>
-        <w:t xml:space="preserve">zinfo.flag_bits</w:t>
-      </w:r>
-      <w:r>
-        <w:t xml:space="preserve"> </w:t>
-      </w:r>
-      <w:r>
-        <w:t xml:space="preserve">是【中间态】…⇒ ★ 断言一律放到【产物写完之后回头读产物】"），★ 但</w:t>
-      </w:r>
-      <w:r>
-        <w:rPr>
-          <w:bCs/>
-          <w:b/>
-        </w:rPr>
-        <w:t xml:space="preserve">第二段既没做产物级回读、也没做 git 回退</w:t>
-      </w:r>
-      <w:r>
-        <w:t xml:space="preserve">。</w:t>
-      </w:r>
-    </w:p>
-    <w:p>
-      <w:pPr>
-        <w:pStyle w:val="BodyText"/>
-      </w:pPr>
-      <w:r>
-        <w:rPr>
-          <w:bCs/>
-          <w:b/>
-        </w:rPr>
-        <w:t xml:space="preserve">修复建议</w:t>
-      </w:r>
-      <w:r>
-        <w:t xml:space="preserve">：★</w:t>
-      </w:r>
-      <w:r>
-        <w:t xml:space="preserve"> </w:t>
-      </w:r>
-      <w:r>
-        <w:rPr>
-          <w:bCs/>
-          <w:b/>
-        </w:rPr>
-        <w:t xml:space="preserve">合并成一条代码路径，不是补那一行</w:t>
-      </w:r>
-      <w:r>
-        <w:t xml:space="preserve"> </w:t>
-      </w:r>
-      <w:r>
-        <w:t xml:space="preserve">—— 真正逻辑收敛到</w:t>
-      </w:r>
-      <w:r>
-        <w:t xml:space="preserve"> </w:t>
-      </w:r>
-      <w:r>
-        <w:rPr>
-          <w:rStyle w:val="VerbatimChar"/>
-        </w:rPr>
-        <w:t xml:space="preserve">tools/pack_papers.py</w:t>
-      </w:r>
-      <w:r>
-        <w:t xml:space="preserve"> </w:t>
-      </w:r>
-      <w:r>
-        <w:t xml:space="preserve">的唯一一份</w:t>
-      </w:r>
-      <w:r>
-        <w:t xml:space="preserve"> </w:t>
-      </w:r>
-      <w:r>
-        <w:rPr>
-          <w:rStyle w:val="VerbatimChar"/>
-        </w:rPr>
-        <w:t xml:space="preserve">build()</w:t>
-      </w:r>
-      <w:r>
-        <w:t xml:space="preserve">，</w:t>
-      </w:r>
-      <w:r>
-        <w:rPr>
-          <w:rStyle w:val="VerbatimChar"/>
-        </w:rPr>
-        <w:t xml:space="preserve">pack_papers.sh</w:t>
-      </w:r>
-      <w:r>
-        <w:t xml:space="preserve"> </w:t>
-      </w:r>
-      <w:r>
-        <w:t xml:space="preserve">只做转调 ⇒ 打包与</w:t>
-      </w:r>
-      <w:r>
-        <w:t xml:space="preserve"> </w:t>
-      </w:r>
-      <w:r>
-        <w:rPr>
-          <w:rStyle w:val="VerbatimChar"/>
-        </w:rPr>
-        <w:t xml:space="preserve">--repro</w:t>
-      </w:r>
-      <w:r>
-        <w:t xml:space="preserve"> </w:t>
-      </w:r>
-      <w:r>
-        <w:t xml:space="preserve">共用同一条路径 ⇒</w:t>
-      </w:r>
-      <w:r>
-        <w:t xml:space="preserve"> </w:t>
-      </w:r>
-      <w:r>
-        <w:rPr>
-          <w:bCs/>
-          <w:b/>
-        </w:rPr>
-        <w:t xml:space="preserve">不可能再分叉</w:t>
-      </w:r>
-      <w:r>
-        <w:t xml:space="preserve">；★ 顺带那份"第二段没有 git 回退"的问题也一起消失。</w:t>
-      </w:r>
-    </w:p>
-    <w:bookmarkEnd w:id="27"/>
-    <w:bookmarkStart w:id="28" w:name="s-01-建议-包内-toolscheck_package.py-的包级自检清单"/>
-    <w:p>
-      <w:pPr>
-        <w:pStyle w:val="Heading4"/>
-      </w:pPr>
-      <w:r>
-        <w:t xml:space="preserve">S-01 ｜ 建议 ｜ 包内</w:t>
-      </w:r>
-      <w:r>
-        <w:t xml:space="preserve"> </w:t>
-      </w:r>
-      <w:r>
-        <w:rPr>
-          <w:rStyle w:val="VerbatimChar"/>
-        </w:rPr>
-        <w:t xml:space="preserve">tools/check_package.py</w:t>
-      </w:r>
-      <w:r>
-        <w:t xml:space="preserve"> </w:t>
-      </w:r>
-      <w:r>
-        <w:t xml:space="preserve">的包级自检清单</w:t>
-      </w:r>
-    </w:p>
-    <w:p>
-      <w:pPr>
-        <w:pStyle w:val="FirstParagraph"/>
-      </w:pPr>
-      <w:r>
-        <w:t xml:space="preserve">★</w:t>
-      </w:r>
-      <w:r>
-        <w:t xml:space="preserve"> </w:t>
-      </w:r>
-      <w:r>
-        <w:rPr>
-          <w:bCs/>
-          <w:b/>
-        </w:rPr>
-        <w:t xml:space="preserve">包级自检没有覆盖「解包态的 docx↔md 双向自检」</w:t>
-      </w:r>
-      <w:r>
-        <w:t xml:space="preserve"> </w:t>
-      </w:r>
-      <w:r>
-        <w:t xml:space="preserve">⇒ ⇒ ★</w:t>
-      </w:r>
-      <w:r>
-        <w:t xml:space="preserve"> </w:t>
-      </w:r>
-      <w:r>
-        <w:rPr>
-          <w:bCs/>
-          <w:b/>
-        </w:rPr>
-        <w:t xml:space="preserve">这正是"四道闸全绿"的来源：第四道闸是在【仓里】跑的，不是在【解包态】跑的</w:t>
-      </w:r>
-      <w:r>
-        <w:t xml:space="preserve"> </w:t>
-      </w:r>
-      <w:r>
-        <w:t xml:space="preserve">⇒ ★ 建议包级自检加第五项：解包到临时目录后跑一遍</w:t>
-      </w:r>
-      <w:r>
-        <w:t xml:space="preserve"> </w:t>
-      </w:r>
-      <w:r>
-        <w:rPr>
-          <w:rStyle w:val="VerbatimChar"/>
-        </w:rPr>
-        <w:t xml:space="preserve">check_docx.py</w:t>
-      </w:r>
-      <w:r>
-        <w:t xml:space="preserve"> </w:t>
-      </w:r>
-      <w:r>
-        <w:t xml:space="preserve">⇒ 这样 P-01 这类"只在交付态出现的红灯"</w:t>
-      </w:r>
-      <w:r>
-        <w:rPr>
-          <w:bCs/>
-          <w:b/>
-        </w:rPr>
-        <w:t xml:space="preserve">不可能再漏过</w:t>
-      </w:r>
-      <w:r>
-        <w:t xml:space="preserve">。</w:t>
-      </w:r>
-    </w:p>
-    <w:p>
-      <w:pPr>
-        <w:pStyle w:val="BodyText"/>
-      </w:pPr>
-      <w:r>
-        <w:t xml:space="preserve">★ ★</w:t>
-      </w:r>
-      <w:r>
-        <w:t xml:space="preserve"> </w:t>
-      </w:r>
-      <w:r>
-        <w:rPr>
-          <w:bCs/>
-          <w:b/>
-        </w:rPr>
-        <w:t xml:space="preserve">这与 owner 自己刚立的「断言必须回头读产物」是同一条纪律的另一个面：★ 断言必须在【交付态】读，不是在【生产态】读。</w:t>
+        <w:t xml:space="preserve">第 5 条是 v1 的结构性缺口（我发现的 S-01），也是 v2 的重点。</w:t>
       </w:r>
     </w:p>
     <w:p>
@@ -2966,16 +1258,1511 @@
         </w:pict>
       </w:r>
     </w:p>
+    <w:bookmarkEnd w:id="24"/>
+    <w:bookmarkStart w:id="30" w:name="v1-轮原始实测与三条发现对上一版包-b0973157"/>
+    <w:p>
+      <w:pPr>
+        <w:pStyle w:val="Heading2"/>
+      </w:pPr>
+      <w:r>
+        <w:t xml:space="preserve">3 · v1 轮原始实测与三条发现（对上一版包</w:t>
+      </w:r>
+      <w:r>
+        <w:t xml:space="preserve"> </w:t>
+      </w:r>
+      <w:r>
+        <w:rPr>
+          <w:rStyle w:val="VerbatimChar"/>
+        </w:rPr>
+        <w:t xml:space="preserve">b0973157…</w:t>
+      </w:r>
+      <w:r>
+        <w:t xml:space="preserve">）</w:t>
+      </w:r>
+    </w:p>
+    <w:bookmarkStart w:id="25" w:name="v1-的五项实测原始输出照录"/>
+    <w:p>
+      <w:pPr>
+        <w:pStyle w:val="Heading3"/>
+      </w:pPr>
+      <w:r>
+        <w:t xml:space="preserve">3.1 · v1 的五项实测（原始输出照录）</w:t>
+      </w:r>
+    </w:p>
+    <w:p>
+      <w:pPr>
+        <w:pStyle w:val="FirstParagraph"/>
+      </w:pPr>
+      <w:r>
+        <w:rPr>
+          <w:bCs/>
+          <w:b/>
+        </w:rPr>
+        <w:t xml:space="preserve">① 清单全量核对 —— ✅</w:t>
+      </w:r>
+    </w:p>
+    <w:p>
+      <w:pPr>
+        <w:pStyle w:val="SourceCode"/>
+      </w:pPr>
+      <w:r>
+        <w:rPr>
+          <w:rStyle w:val="VerbatimChar"/>
+        </w:rPr>
+        <w:t xml:space="preserve">$ cd &lt;解包目录&gt; &amp;&amp; sha256sum -c SHA256SUMS.txt</w:t>
+      </w:r>
+      <w:r>
+        <w:br/>
+      </w:r>
+      <w:r>
+        <w:rPr>
+          <w:rStyle w:val="VerbatimChar"/>
+        </w:rPr>
+        <w:t xml:space="preserve">EXIT=0</w:t>
+      </w:r>
+      <w:r>
+        <w:br/>
+      </w:r>
+      <w:r>
+        <w:rPr>
+          <w:rStyle w:val="VerbatimChar"/>
+        </w:rPr>
+        <w:t xml:space="preserve">  OK = 197   不符/失败 = 0</w:t>
+      </w:r>
+    </w:p>
+    <w:p>
+      <w:pPr>
+        <w:pStyle w:val="FirstParagraph"/>
+      </w:pPr>
+      <w:r>
+        <w:rPr>
+          <w:bCs/>
+          <w:b/>
+        </w:rPr>
+        <w:t xml:space="preserve">② UTF-8 标志位（我自己写原始字节解析器）—— ✅</w:t>
+      </w:r>
+    </w:p>
+    <w:p>
+      <w:pPr>
+        <w:pStyle w:val="SourceCode"/>
+      </w:pPr>
+      <w:r>
+        <w:rPr>
+          <w:rStyle w:val="VerbatimChar"/>
+        </w:rPr>
+        <w:t xml:space="preserve">  中央目录 198 条 ｜ 缺 0x800 的 15</w:t>
+      </w:r>
+      <w:r>
+        <w:br/>
+      </w:r>
+      <w:r>
+        <w:rPr>
+          <w:rStyle w:val="VerbatimChar"/>
+        </w:rPr>
+        <w:t xml:space="preserve">    非 ASCII 成员 183 个 ｜ 其中缺 0x800 的 0 []</w:t>
+      </w:r>
+      <w:r>
+        <w:br/>
+      </w:r>
+      <w:r>
+        <w:rPr>
+          <w:rStyle w:val="VerbatimChar"/>
+        </w:rPr>
+        <w:t xml:space="preserve">  本地头：文件 198 个 ｜ 带 0x800 的 183</w:t>
+      </w:r>
+      <w:r>
+        <w:br/>
+      </w:r>
+      <w:r>
+        <w:rPr>
+          <w:rStyle w:val="VerbatimChar"/>
+        </w:rPr>
+        <w:t xml:space="preserve">    非 ASCII 成员 183 个 ｜ 带 0x800 的 183 ｜ 缺 0x800 的 0 []</w:t>
+      </w:r>
+      <w:r>
+        <w:br/>
+      </w:r>
+      <w:r>
+        <w:rPr>
+          <w:rStyle w:val="VerbatimChar"/>
+        </w:rPr>
+        <w:t xml:space="preserve">  ★ 非 ASCII 名在解压端实际落盘核对：缺失/乱码 0 个 []</w:t>
+      </w:r>
+      <w:r>
+        <w:br/>
+      </w:r>
+      <w:r>
+        <w:rPr>
+          <w:rStyle w:val="VerbatimChar"/>
+        </w:rPr>
+        <w:t xml:space="preserve">  ★ 判定：中央目录 0x800 全齐 = True；本地头 0x800 全齐 = True；两处非 ASCII 成员数一致 = True (183)</w:t>
+      </w:r>
+    </w:p>
+    <w:p>
+      <w:pPr>
+        <w:pStyle w:val="FirstParagraph"/>
+      </w:pPr>
+      <w:r>
+        <w:t xml:space="preserve">15 个不带该位的是</w:t>
+      </w:r>
+      <w:r>
+        <w:rPr>
+          <w:bCs/>
+          <w:b/>
+        </w:rPr>
+        <w:t xml:space="preserve">纯 ASCII 名</w:t>
+      </w:r>
+      <w:r>
+        <w:t xml:space="preserve">（cp437 与 UTF-8 对 ASCII 等价，</w:t>
+      </w:r>
+      <w:r>
+        <w:rPr>
+          <w:bCs/>
+          <w:b/>
+        </w:rPr>
+        <w:t xml:space="preserve">不需要</w:t>
+      </w:r>
+      <w:r>
+        <w:t xml:space="preserve">该位），不构成缺陷。</w:t>
+      </w:r>
+    </w:p>
+    <w:p>
+      <w:pPr>
+        <w:pStyle w:val="BodyText"/>
+      </w:pPr>
+      <w:r>
+        <w:rPr>
+          <w:bCs/>
+          <w:b/>
+        </w:rPr>
+        <w:t xml:space="preserve">③ 负向测试 —— ✅</w:t>
+      </w:r>
+    </w:p>
+    <w:p>
+      <w:pPr>
+        <w:pStyle w:val="SourceCode"/>
+      </w:pPr>
+      <w:r>
+        <w:rPr>
+          <w:rStyle w:val="VerbatimChar"/>
+        </w:rPr>
+        <w:t xml:space="preserve">$ python3 tools/check_package.py &lt;zip&gt; --self-test</w:t>
+      </w:r>
+      <w:r>
+        <w:br/>
+      </w:r>
+      <w:r>
+        <w:rPr>
+          <w:rStyle w:val="VerbatimChar"/>
+        </w:rPr>
+        <w:t xml:space="preserve">  内容被改但清单没改         → ✔ 抓得住（sha256 不符 197 条：['.gitignore','LICENSE','README.md','papers.bib','papers/00_论文簇总纲_交差版.docx']）</w:t>
+      </w:r>
+      <w:r>
+        <w:br/>
+      </w:r>
+      <w:r>
+        <w:rPr>
+          <w:rStyle w:val="VerbatimChar"/>
+        </w:rPr>
+        <w:t xml:space="preserve">  多一个未登记文件           → ✔ 抓得住（包内有 1 个未登记进清单的文件：['未被登记的游离文件.md']）</w:t>
+      </w:r>
+      <w:r>
+        <w:br/>
+      </w:r>
+      <w:r>
+        <w:rPr>
+          <w:rStyle w:val="VerbatimChar"/>
+        </w:rPr>
+        <w:t xml:space="preserve">  非 ASCII 名缺 UTF-8 标志位 → ✔ 抓得住（清单里有 1 个包内不存在的条目：['papers/00_论文簇总纲_交差版.docx']；包内有 1 个未登记进清单的文件：['papers/00_Φ«║µûçτ░çµÇ╗τ║▓_Σ║ñσ╖«τëê.docx']）</w:t>
+      </w:r>
+      <w:r>
+        <w:br/>
+      </w:r>
+      <w:r>
+        <w:rPr>
+          <w:rStyle w:val="VerbatimChar"/>
+        </w:rPr>
+        <w:t xml:space="preserve">★ 负向测试：全绿（每个坏包都被抓住且归因正确）</w:t>
+      </w:r>
+      <w:r>
+        <w:br/>
+      </w:r>
+      <w:r>
+        <w:rPr>
+          <w:rStyle w:val="VerbatimChar"/>
+        </w:rPr>
+        <w:t xml:space="preserve">EXIT=0</w:t>
+      </w:r>
+    </w:p>
+    <w:p>
+      <w:pPr>
+        <w:pStyle w:val="FirstParagraph"/>
+      </w:pPr>
+      <w:r>
+        <w:rPr>
+          <w:bCs/>
+          <w:b/>
+        </w:rPr>
+        <w:t xml:space="preserve">④ 无 git 原地重建 —— ✅（可复现性成立）</w:t>
+      </w:r>
+    </w:p>
+    <w:p>
+      <w:pPr>
+        <w:pStyle w:val="SourceCode"/>
+      </w:pPr>
+      <w:r>
+        <w:rPr>
+          <w:rStyle w:val="VerbatimChar"/>
+        </w:rPr>
+        <w:t xml:space="preserve">$ cd &lt;解包目录&gt;            # ★ 无 git 仓</w:t>
+      </w:r>
+      <w:r>
+        <w:br/>
+      </w:r>
+      <w:r>
+        <w:rPr>
+          <w:rStyle w:val="VerbatimChar"/>
+        </w:rPr>
+        <w:t xml:space="preserve">$ bash tools/pack_papers.sh /tmp/pkg/rebuild.zip</w:t>
+      </w:r>
+      <w:r>
+        <w:br/>
+      </w:r>
+      <w:r>
+        <w:rPr>
+          <w:rStyle w:val="VerbatimChar"/>
+        </w:rPr>
+        <w:t xml:space="preserve">fatal: not a git repository (or any of the parent directories): .git   ← ★ 自动回退到目录遍历</w:t>
+      </w:r>
+      <w:r>
+        <w:br/>
+      </w:r>
+      <w:r>
+        <w:rPr>
+          <w:rStyle w:val="VerbatimChar"/>
+        </w:rPr>
+        <w:t xml:space="preserve">★ 包已写出：/tmp/pkg/rebuild.zip  成员 198（清单条目 197）</w:t>
+      </w:r>
+      <w:r>
+        <w:br/>
+      </w:r>
+      <w:r>
+        <w:rPr>
+          <w:rStyle w:val="VerbatimChar"/>
+        </w:rPr>
+        <w:t xml:space="preserve">★ 回读断言：非 ASCII 成员 183 个 ⇒ 中央目录 + 本地头 的 UTF-8 标志位（0x800）全齐 ✔</w:t>
+      </w:r>
+      <w:r>
+        <w:br/>
+      </w:r>
+      <w:r>
+        <w:rPr>
+          <w:rStyle w:val="VerbatimChar"/>
+        </w:rPr>
+        <w:t xml:space="preserve">★ 交付自检：✅ 全绿</w:t>
+      </w:r>
+      <w:r>
+        <w:br/>
+      </w:r>
+      <w:r>
+        <w:rPr>
+          <w:rStyle w:val="VerbatimChar"/>
+        </w:rPr>
+        <w:t xml:space="preserve">★ sha256: b0973157b813f970…</w:t>
+      </w:r>
+      <w:r>
+        <w:br/>
+      </w:r>
+      <w:r>
+        <w:br/>
+      </w:r>
+      <w:r>
+        <w:rPr>
+          <w:rStyle w:val="VerbatimChar"/>
+        </w:rPr>
+        <w:t xml:space="preserve">$ cmp /tmp/pkg/rebuild.zip &lt;原包&gt;   →  ★ cmp: 逐字节相同</w:t>
+      </w:r>
+      <w:r>
+        <w:br/>
+      </w:r>
+      <w:r>
+        <w:rPr>
+          <w:rStyle w:val="VerbatimChar"/>
+        </w:rPr>
+        <w:t xml:space="preserve">$ 我另打一次到 /tmp/pkg/r2.zip：</w:t>
+      </w:r>
+      <w:r>
+        <w:br/>
+      </w:r>
+      <w:r>
+        <w:rPr>
+          <w:rStyle w:val="VerbatimChar"/>
+        </w:rPr>
+        <w:t xml:space="preserve">  b0973157b813f9703b2c8645aab654b70b118920bdb0e300344dcf153cca422c  rebuild.zip</w:t>
+      </w:r>
+      <w:r>
+        <w:br/>
+      </w:r>
+      <w:r>
+        <w:rPr>
+          <w:rStyle w:val="VerbatimChar"/>
+        </w:rPr>
+        <w:t xml:space="preserve">  b0973157b813f9703b2c8645aab654b70b118920bdb0e300344dcf153cca422c  r2.zip</w:t>
+      </w:r>
+      <w:r>
+        <w:br/>
+      </w:r>
+      <w:r>
+        <w:rPr>
+          <w:rStyle w:val="VerbatimChar"/>
+        </w:rPr>
+        <w:t xml:space="preserve">  b0973157b813f9703b2c8645aab654b70b118920bdb0e300344dcf153cca422c  原包</w:t>
+      </w:r>
+    </w:p>
+    <w:p>
+      <w:pPr>
+        <w:pStyle w:val="FirstParagraph"/>
+      </w:pPr>
+      <w:r>
+        <w:rPr>
+          <w:bCs/>
+          <w:b/>
+        </w:rPr>
+        <w:t xml:space="preserve">三次独立打包（三次在不同目录、其中两次无 git）sha 完全相同</w:t>
+      </w:r>
+      <w:r>
+        <w:t xml:space="preserve">，</w:t>
+      </w:r>
+      <w:r>
+        <w:rPr>
+          <w:bCs/>
+          <w:b/>
+        </w:rPr>
+        <w:t xml:space="preserve">可复现性成立，包 sha256 是稳定标识符，第三方只需有包即可重建出同一个包</w:t>
+      </w:r>
+      <w:r>
+        <w:t xml:space="preserve">（打包器本身在包里）。</w:t>
+      </w:r>
+    </w:p>
+    <w:p>
+      <w:pPr>
+        <w:pStyle w:val="BodyText"/>
+      </w:pPr>
+      <w:r>
+        <w:rPr>
+          <w:bCs/>
+          <w:b/>
+        </w:rPr>
+        <w:t xml:space="preserve">⑤ 四道闸在【解包后的原地】复跑 —— 3 通过 ／ 1 红</w:t>
+      </w:r>
+    </w:p>
+    <w:p>
+      <w:pPr>
+        <w:pStyle w:val="SourceCode"/>
+      </w:pPr>
+      <w:r>
+        <w:rPr>
+          <w:rStyle w:val="VerbatimChar"/>
+        </w:rPr>
+        <w:t xml:space="preserve">  闸 = sha256sum -c SHA256SUMS.txt</w:t>
+      </w:r>
+      <w:r>
+        <w:br/>
+      </w:r>
+      <w:r>
+        <w:rPr>
+          <w:rStyle w:val="VerbatimChar"/>
+        </w:rPr>
+        <w:t xml:space="preserve">      ⇒ EXIT=0 ｜ 197/197 OK ｜ 失败 0                                  ✔</w:t>
+      </w:r>
+      <w:r>
+        <w:br/>
+      </w:r>
+      <w:r>
+        <w:rPr>
+          <w:rStyle w:val="VerbatimChar"/>
+        </w:rPr>
+        <w:t xml:space="preserve">  闸 = check_docx.py papers</w:t>
+      </w:r>
+      <w:r>
+        <w:br/>
+      </w:r>
+      <w:r>
+        <w:rPr>
+          <w:rStyle w:val="VerbatimChar"/>
+        </w:rPr>
+        <w:t xml:space="preserve">      ⇒ EXIT=1 ｜ ⛔ 11 个文件「docx 比 md 旧」                          ★ ❌ = P-01</w:t>
+      </w:r>
+      <w:r>
+        <w:br/>
+      </w:r>
+      <w:r>
+        <w:rPr>
+          <w:rStyle w:val="VerbatimChar"/>
+        </w:rPr>
+        <w:t xml:space="preserve">  闸 = tools/check_l3.py papers/06_L3_层3自修改_交差稿.md</w:t>
+      </w:r>
+      <w:r>
+        <w:br/>
+      </w:r>
+      <w:r>
+        <w:rPr>
+          <w:rStyle w:val="VerbatimChar"/>
+        </w:rPr>
+        <w:t xml:space="preserve">      ⇒ EXIT=0 ｜ 48 个 ✅ ｜ A3 越界 0                                  ✔</w:t>
+      </w:r>
+      <w:r>
+        <w:br/>
+      </w:r>
+      <w:r>
+        <w:rPr>
+          <w:rStyle w:val="VerbatimChar"/>
+        </w:rPr>
+        <w:t xml:space="preserve">  闸 = verify_l3_code_facts.py</w:t>
+      </w:r>
+      <w:r>
+        <w:br/>
+      </w:r>
+      <w:r>
+        <w:rPr>
+          <w:rStyle w:val="VerbatimChar"/>
+        </w:rPr>
+        <w:t xml:space="preserve">      ⇒ EXIT=0 ｜ 6 条断言全 ✔                                          ✔</w:t>
+      </w:r>
+    </w:p>
+    <w:bookmarkEnd w:id="25"/>
+    <w:bookmarkStart w:id="29" w:name="v1-的三条发现"/>
+    <w:p>
+      <w:pPr>
+        <w:pStyle w:val="Heading3"/>
+      </w:pPr>
+      <w:r>
+        <w:t xml:space="preserve">3.2 · v1 的三条发现</w:t>
+      </w:r>
+    </w:p>
+    <w:bookmarkStart w:id="26" w:name="Xe440e360f9fcf78bb2387d87e1fcbf9a74e73e3"/>
+    <w:p>
+      <w:pPr>
+        <w:pStyle w:val="Heading4"/>
+      </w:pPr>
+      <w:r>
+        <w:t xml:space="preserve">P-01 ｜ 应修 ｜ 包内</w:t>
+      </w:r>
+      <w:r>
+        <w:t xml:space="preserve"> </w:t>
+      </w:r>
+      <w:r>
+        <w:rPr>
+          <w:rStyle w:val="VerbatimChar"/>
+        </w:rPr>
+        <w:t xml:space="preserve">tools/check_docx.py:151</w:t>
+      </w:r>
+      <w:r>
+        <w:t xml:space="preserve"> </w:t>
+      </w:r>
+      <w:r>
+        <w:t xml:space="preserve">＋ 打包器的成员时间戳策略</w:t>
+      </w:r>
+    </w:p>
+    <w:p>
+      <w:pPr>
+        <w:pStyle w:val="FirstParagraph"/>
+      </w:pPr>
+      <w:r>
+        <w:rPr>
+          <w:bCs/>
+          <w:b/>
+        </w:rPr>
+        <w:t xml:space="preserve">问题</w:t>
+      </w:r>
+      <w:r>
+        <w:t xml:space="preserve">：</w:t>
+      </w:r>
+      <w:r>
+        <w:t xml:space="preserve"> </w:t>
+      </w:r>
+      <w:r>
+        <w:rPr>
+          <w:bCs/>
+          <w:b/>
+        </w:rPr>
+        <w:t xml:space="preserve">解包后跑包内自带的</w:t>
+      </w:r>
+      <w:r>
+        <w:rPr>
+          <w:bCs/>
+          <w:b/>
+        </w:rPr>
+        <w:t xml:space="preserve"> </w:t>
+      </w:r>
+      <w:r>
+        <w:rPr>
+          <w:rStyle w:val="VerbatimChar"/>
+          <w:bCs/>
+          <w:b/>
+        </w:rPr>
+        <w:t xml:space="preserve">check_docx.py</w:t>
+      </w:r>
+      <w:r>
+        <w:rPr>
+          <w:bCs/>
+          <w:b/>
+        </w:rPr>
+        <w:t xml:space="preserve">，EXIT=1，11 个文件被判「docx 比 md 旧」</w:t>
+      </w:r>
+      <w:r>
+        <w:t xml:space="preserve">，</w:t>
+      </w:r>
+      <w:r>
+        <w:rPr>
+          <w:bCs/>
+          <w:b/>
+        </w:rPr>
+        <w:t xml:space="preserve">包的自证链在交付态断在这里</w:t>
+      </w:r>
+      <w:r>
+        <w:t xml:space="preserve">（内容本身没问题：清单 197/197 逐字节相符，</w:t>
+      </w:r>
+      <w:r>
+        <w:rPr>
+          <w:bCs/>
+          <w:b/>
+        </w:rPr>
+        <w:t xml:space="preserve">假红</w:t>
+      </w:r>
+      <w:r>
+        <w:t xml:space="preserve">）。</w:t>
+      </w:r>
+    </w:p>
+    <w:p>
+      <w:pPr>
+        <w:pStyle w:val="BodyText"/>
+      </w:pPr>
+      <w:r>
+        <w:rPr>
+          <w:bCs/>
+          <w:b/>
+        </w:rPr>
+        <w:t xml:space="preserve">根因链（逐环节实测，不是推测）</w:t>
+      </w:r>
+      <w:r>
+        <w:t xml:space="preserve">：</w:t>
+      </w:r>
+    </w:p>
+    <w:p>
+      <w:pPr>
+        <w:pStyle w:val="SourceCode"/>
+      </w:pPr>
+      <w:r>
+        <w:rPr>
+          <w:rStyle w:val="VerbatimChar"/>
+        </w:rPr>
+        <w:t xml:space="preserve">① 可复现打包 ⇒ 成员 date_time 固定 (1980,1,1) ⇒ zip 不携带真实 mtime</w:t>
+      </w:r>
+      <w:r>
+        <w:br/>
+      </w:r>
+      <w:r>
+        <w:rPr>
+          <w:rStyle w:val="VerbatimChar"/>
+        </w:rPr>
+        <w:t xml:space="preserve">     zip 内 06_L3 成员的 date_time: (1980, 1, 1, 0, 0, 0)</w:t>
+      </w:r>
+      <w:r>
+        <w:br/>
+      </w:r>
+      <w:r>
+        <w:rPr>
+          <w:rStyle w:val="VerbatimChar"/>
+        </w:rPr>
+        <w:t xml:space="preserve">② zipfile.extractall() 把每个文件的 mtime 设成【解包时刻】（不是 zip 里的 date_time）</w:t>
+      </w:r>
+      <w:r>
+        <w:br/>
+      </w:r>
+      <w:r>
+        <w:rPr>
+          <w:rStyle w:val="VerbatimChar"/>
+        </w:rPr>
+        <w:t xml:space="preserve">     ⇒ 解包后 mtime 由【解包顺序】决定</w:t>
+      </w:r>
+      <w:r>
+        <w:br/>
+      </w:r>
+      <w:r>
+        <w:rPr>
+          <w:rStyle w:val="VerbatimChar"/>
+        </w:rPr>
+        <w:t xml:space="preserve">③ 成员顺序按名字排序 ⇒ .docx 排在 .md 之前</w:t>
+      </w:r>
+      <w:r>
+        <w:br/>
+      </w:r>
+      <w:r>
+        <w:rPr>
+          <w:rStyle w:val="VerbatimChar"/>
+        </w:rPr>
+        <w:t xml:space="preserve">     # 16  papers/06_L3_层3自修改_交差稿.docx</w:t>
+      </w:r>
+      <w:r>
+        <w:br/>
+      </w:r>
+      <w:r>
+        <w:rPr>
+          <w:rStyle w:val="VerbatimChar"/>
+        </w:rPr>
+        <w:t xml:space="preserve">     # 17  papers/06_L3_层3自修改_交差稿.md</w:t>
+      </w:r>
+      <w:r>
+        <w:br/>
+      </w:r>
+      <w:r>
+        <w:rPr>
+          <w:rStyle w:val="VerbatimChar"/>
+        </w:rPr>
+        <w:t xml:space="preserve">     ⇒ docx 的 mtime 比 md 早 1 ms</w:t>
+      </w:r>
+      <w:r>
+        <w:br/>
+      </w:r>
+      <w:r>
+        <w:rPr>
+          <w:rStyle w:val="VerbatimChar"/>
+        </w:rPr>
+        <w:t xml:space="preserve">④ check_docx.py:151  用 getmtime 比较 ⇒ 判红</w:t>
+      </w:r>
+      <w:r>
+        <w:br/>
+      </w:r>
+      <w:r>
+        <w:rPr>
+          <w:rStyle w:val="VerbatimChar"/>
+        </w:rPr>
+        <w:t xml:space="preserve">     实际 mtime:</w:t>
+      </w:r>
+      <w:r>
+        <w:br/>
+      </w:r>
+      <w:r>
+        <w:rPr>
+          <w:rStyle w:val="VerbatimChar"/>
+        </w:rPr>
+        <w:t xml:space="preserve">     papers/06_L3_层3自修改_交差稿.md    mtime=2026-10-24 23:41:51.119654497 +0800</w:t>
+      </w:r>
+      <w:r>
+        <w:br/>
+      </w:r>
+      <w:r>
+        <w:rPr>
+          <w:rStyle w:val="VerbatimChar"/>
+        </w:rPr>
+        <w:t xml:space="preserve">     papers/06_L3_层3自修改_交差稿.docx  mtime=2026-10-24 23:41:51.118654465 +0800</w:t>
+      </w:r>
+    </w:p>
+    <w:p>
+      <w:pPr>
+        <w:pStyle w:val="FirstParagraph"/>
+      </w:pPr>
+      <w:r>
+        <w:t xml:space="preserve">被红 11 个：</w:t>
+      </w:r>
+      <w:r>
+        <w:rPr>
+          <w:rStyle w:val="VerbatimChar"/>
+        </w:rPr>
+        <w:t xml:space="preserve">01_L1</w:t>
+      </w:r>
+      <w:r>
+        <w:t xml:space="preserve">／</w:t>
+      </w:r>
+      <w:r>
+        <w:rPr>
+          <w:rStyle w:val="VerbatimChar"/>
+        </w:rPr>
+        <w:t xml:space="preserve">02_A</w:t>
+      </w:r>
+      <w:r>
+        <w:t xml:space="preserve">／</w:t>
+      </w:r>
+      <w:r>
+        <w:rPr>
+          <w:rStyle w:val="VerbatimChar"/>
+        </w:rPr>
+        <w:t xml:space="preserve">04_D</w:t>
+      </w:r>
+      <w:r>
+        <w:t xml:space="preserve">／</w:t>
+      </w:r>
+      <w:r>
+        <w:rPr>
+          <w:rStyle w:val="VerbatimChar"/>
+        </w:rPr>
+        <w:t xml:space="preserve">06_L3</w:t>
+      </w:r>
+      <w:r>
+        <w:t xml:space="preserve">／</w:t>
+      </w:r>
+      <w:r>
+        <w:rPr>
+          <w:rStyle w:val="VerbatimChar"/>
+        </w:rPr>
+        <w:t xml:space="preserve">08_回源对照表</w:t>
+      </w:r>
+      <w:r>
+        <w:t xml:space="preserve">／</w:t>
+      </w:r>
+      <w:r>
+        <w:rPr>
+          <w:rStyle w:val="VerbatimChar"/>
+        </w:rPr>
+        <w:t xml:space="preserve">审稿回执_方向3层3</w:t>
+      </w:r>
+      <w:r>
+        <w:t xml:space="preserve">／</w:t>
+      </w:r>
+      <w:r>
+        <w:rPr>
+          <w:rStyle w:val="VerbatimChar"/>
+        </w:rPr>
+        <w:t xml:space="preserve">改稿报告_A</w:t>
+      </w:r>
+      <w:r>
+        <w:t xml:space="preserve">／</w:t>
+      </w:r>
+      <w:r>
+        <w:rPr>
+          <w:rStyle w:val="VerbatimChar"/>
+        </w:rPr>
+        <w:t xml:space="preserve">改稿报告_L3</w:t>
+      </w:r>
+      <w:r>
+        <w:t xml:space="preserve">／</w:t>
+      </w:r>
+      <w:r>
+        <w:rPr>
+          <w:rStyle w:val="VerbatimChar"/>
+        </w:rPr>
+        <w:t xml:space="preserve">终审后修复报告</w:t>
+      </w:r>
+      <w:r>
+        <w:t xml:space="preserve">／</w:t>
+      </w:r>
+      <w:r>
+        <w:rPr>
+          <w:rStyle w:val="VerbatimChar"/>
+        </w:rPr>
+        <w:t xml:space="preserve">终审报告_外部审稿意见逐条复核</w:t>
+      </w:r>
+      <w:r>
+        <w:t xml:space="preserve">／</w:t>
+      </w:r>
+      <w:r>
+        <w:rPr>
+          <w:rStyle w:val="VerbatimChar"/>
+        </w:rPr>
+        <w:t xml:space="preserve">终审报告_方向3层3</w:t>
+      </w:r>
+      <w:r>
+        <w:t xml:space="preserve">。</w:t>
+      </w:r>
+    </w:p>
+    <w:p>
+      <w:pPr>
+        <w:pStyle w:val="BodyText"/>
+      </w:pPr>
+      <w:r>
+        <w:t xml:space="preserve">** 根因定性</w:t>
+      </w:r>
+      <w:r>
+        <w:rPr>
+          <w:bCs/>
+          <w:b/>
+        </w:rPr>
+        <w:t xml:space="preserve">：</w:t>
+      </w:r>
+      <w:r>
+        <w:rPr>
+          <w:bCs/>
+          <w:b/>
+        </w:rPr>
+        <w:t xml:space="preserve"> </w:t>
+      </w:r>
+      <w:r>
+        <w:t xml:space="preserve">判据与打包器在语义上打架** —— 「docx 不比 md 旧」是</w:t>
+      </w:r>
+      <w:r>
+        <w:rPr>
+          <w:bCs/>
+          <w:b/>
+        </w:rPr>
+        <w:t xml:space="preserve">基于文件时间戳</w:t>
+      </w:r>
+      <w:r>
+        <w:t xml:space="preserve">的判据，在一个</w:t>
+      </w:r>
+      <w:r>
+        <w:rPr>
+          <w:bCs/>
+          <w:b/>
+        </w:rPr>
+        <w:t xml:space="preserve">刻意不携带时间戳</w:t>
+      </w:r>
+      <w:r>
+        <w:t xml:space="preserve">的可复现包里</w:t>
+      </w:r>
+      <w:r>
+        <w:rPr>
+          <w:bCs/>
+          <w:b/>
+        </w:rPr>
+        <w:t xml:space="preserve">必然可能假红</w:t>
+      </w:r>
+      <w:r>
+        <w:t xml:space="preserve">；且</w:t>
+      </w:r>
+      <w:r>
+        <w:rPr>
+          <w:bCs/>
+          <w:b/>
+        </w:rPr>
+        <w:t xml:space="preserve">不是换解包顺序能修的</w:t>
+      </w:r>
+      <w:r>
+        <w:t xml:space="preserve">（任何解包工具／任何顺序都可能踩）。</w:t>
+      </w:r>
+    </w:p>
+    <w:p>
+      <w:pPr>
+        <w:pStyle w:val="BodyText"/>
+      </w:pPr>
+      <w:r>
+        <w:rPr>
+          <w:bCs/>
+          <w:b/>
+        </w:rPr>
+        <w:t xml:space="preserve">修复建议</w:t>
+      </w:r>
+      <w:r>
+        <w:t xml:space="preserve">：</w:t>
+      </w:r>
+      <w:r>
+        <w:t xml:space="preserve"> </w:t>
+      </w:r>
+      <w:r>
+        <w:rPr>
+          <w:bCs/>
+          <w:b/>
+        </w:rPr>
+        <w:t xml:space="preserve">推荐 ①：build 时把【源 md 的 sha256】写进 docx</w:t>
+      </w:r>
+      <w:r>
+        <w:t xml:space="preserve">（docx 本身是 zip，可塞条目或</w:t>
+      </w:r>
+      <w:r>
+        <w:t xml:space="preserve"> </w:t>
+      </w:r>
+      <w:r>
+        <w:rPr>
+          <w:rStyle w:val="VerbatimChar"/>
+        </w:rPr>
+        <w:t xml:space="preserve">docProps</w:t>
+      </w:r>
+      <w:r>
+        <w:t xml:space="preserve">），</w:t>
+      </w:r>
+      <w:r>
+        <w:rPr>
+          <w:rStyle w:val="VerbatimChar"/>
+        </w:rPr>
+        <w:t xml:space="preserve">check_docx.py</w:t>
+      </w:r>
+      <w:r>
+        <w:t xml:space="preserve"> </w:t>
+      </w:r>
+      <w:r>
+        <w:t xml:space="preserve">改用</w:t>
+      </w:r>
+      <w:r>
+        <w:rPr>
+          <w:bCs/>
+          <w:b/>
+        </w:rPr>
+        <w:t xml:space="preserve">内容指纹</w:t>
+      </w:r>
+      <w:r>
+        <w:t xml:space="preserve">判新鲜度，</w:t>
+      </w:r>
+      <w:r>
+        <w:rPr>
+          <w:bCs/>
+          <w:b/>
+        </w:rPr>
+        <w:t xml:space="preserve">与时间戳彻底解耦</w:t>
+      </w:r>
+      <w:r>
+        <w:t xml:space="preserve">，且</w:t>
+      </w:r>
+      <w:r>
+        <w:rPr>
+          <w:bCs/>
+          <w:b/>
+        </w:rPr>
+        <w:t xml:space="preserve">对第三方更可核</w:t>
+      </w:r>
+      <w:r>
+        <w:t xml:space="preserve">（第三方能自己算 md 的 sha 再去 docx 里对）｜② 次选：解包态把该判据</w:t>
+      </w:r>
+      <w:r>
+        <w:rPr>
+          <w:bCs/>
+          <w:b/>
+        </w:rPr>
+        <w:t xml:space="preserve">降级为告警</w:t>
+      </w:r>
+      <w:r>
+        <w:t xml:space="preserve">｜③</w:t>
+      </w:r>
+      <w:r>
+        <w:t xml:space="preserve"> </w:t>
+      </w:r>
+      <w:r>
+        <w:rPr>
+          <w:bCs/>
+          <w:b/>
+        </w:rPr>
+        <w:t xml:space="preserve">单纯调成员顺序：治标且不稳，不建议</w:t>
+      </w:r>
+      <w:r>
+        <w:t xml:space="preserve">。</w:t>
+      </w:r>
+    </w:p>
+    <w:bookmarkEnd w:id="26"/>
+    <w:bookmarkStart w:id="27" w:name="X05aa96e3d23d4c18dbc930f987a4dad852ada2b"/>
+    <w:p>
+      <w:pPr>
+        <w:pStyle w:val="Heading4"/>
+      </w:pPr>
+      <w:r>
+        <w:t xml:space="preserve">P-02 ｜ 应修 ｜ 包内</w:t>
+      </w:r>
+      <w:r>
+        <w:t xml:space="preserve"> </w:t>
+      </w:r>
+      <w:r>
+        <w:rPr>
+          <w:rStyle w:val="VerbatimChar"/>
+        </w:rPr>
+        <w:t xml:space="preserve">tools/pack_papers.sh</w:t>
+      </w:r>
+      <w:r>
+        <w:t xml:space="preserve"> </w:t>
+      </w:r>
+      <w:r>
+        <w:t xml:space="preserve">的</w:t>
+      </w:r>
+      <w:r>
+        <w:t xml:space="preserve"> </w:t>
+      </w:r>
+      <w:r>
+        <w:rPr>
+          <w:rStyle w:val="VerbatimChar"/>
+        </w:rPr>
+        <w:t xml:space="preserve">--repro</w:t>
+      </w:r>
+      <w:r>
+        <w:t xml:space="preserve"> </w:t>
+      </w:r>
+      <w:r>
+        <w:t xml:space="preserve">段（第二段内嵌 python）</w:t>
+      </w:r>
+    </w:p>
+    <w:p>
+      <w:pPr>
+        <w:pStyle w:val="FirstParagraph"/>
+      </w:pPr>
+      <w:r>
+        <w:rPr>
+          <w:bCs/>
+          <w:b/>
+        </w:rPr>
+        <w:t xml:space="preserve">问题</w:t>
+      </w:r>
+      <w:r>
+        <w:t xml:space="preserve">：</w:t>
+      </w:r>
+      <w:r>
+        <w:t xml:space="preserve"> </w:t>
+      </w:r>
+      <w:r>
+        <w:rPr>
+          <w:rStyle w:val="VerbatimChar"/>
+          <w:bCs/>
+          <w:b/>
+        </w:rPr>
+        <w:t xml:space="preserve">--repro</w:t>
+      </w:r>
+      <w:r>
+        <w:rPr>
+          <w:bCs/>
+          <w:b/>
+        </w:rPr>
+        <w:t xml:space="preserve"> </w:t>
+      </w:r>
+      <w:r>
+        <w:rPr>
+          <w:bCs/>
+          <w:b/>
+        </w:rPr>
+        <w:t xml:space="preserve">自检在交付态必然崩</w:t>
+      </w:r>
+      <w:r>
+        <w:t xml:space="preserve">：</w:t>
+      </w:r>
+    </w:p>
+    <w:p>
+      <w:pPr>
+        <w:pStyle w:val="SourceCode"/>
+      </w:pPr>
+      <w:r>
+        <w:rPr>
+          <w:rStyle w:val="VerbatimChar"/>
+        </w:rPr>
+        <w:t xml:space="preserve">$ bash tools/pack_papers.sh &lt;out.zip&gt; --repro</w:t>
+      </w:r>
+      <w:r>
+        <w:br/>
+      </w:r>
+      <w:r>
+        <w:rPr>
+          <w:rStyle w:val="VerbatimChar"/>
+        </w:rPr>
+        <w:t xml:space="preserve">fatal: not a git repository (or any of the parent directories): .git</w:t>
+      </w:r>
+      <w:r>
+        <w:br/>
+      </w:r>
+      <w:r>
+        <w:rPr>
+          <w:rStyle w:val="VerbatimChar"/>
+        </w:rPr>
+        <w:t xml:space="preserve">fatal: not a git repository (or any of the parent directories): .git</w:t>
+      </w:r>
+      <w:r>
+        <w:br/>
+      </w:r>
+      <w:r>
+        <w:rPr>
+          <w:rStyle w:val="VerbatimChar"/>
+        </w:rPr>
+        <w:t xml:space="preserve">Traceback (most recent call last):</w:t>
+      </w:r>
+      <w:r>
+        <w:br/>
+      </w:r>
+      <w:r>
+        <w:rPr>
+          <w:rStyle w:val="VerbatimChar"/>
+        </w:rPr>
+        <w:t xml:space="preserve">  File "&lt;stdin&gt;", line 35, in &lt;module&gt;</w:t>
+      </w:r>
+      <w:r>
+        <w:br/>
+      </w:r>
+      <w:r>
+        <w:rPr>
+          <w:rStyle w:val="VerbatimChar"/>
+        </w:rPr>
+        <w:t xml:space="preserve">NameError: name 'src' is not defined</w:t>
+      </w:r>
+    </w:p>
+    <w:p>
+      <w:pPr>
+        <w:pStyle w:val="FirstParagraph"/>
+      </w:pPr>
+      <w:r>
+        <w:rPr>
+          <w:bCs/>
+          <w:b/>
+        </w:rPr>
+        <w:t xml:space="preserve">两个缺陷叠加</w:t>
+      </w:r>
+      <w:r>
+        <w:t xml:space="preserve">：</w:t>
+      </w:r>
+      <w:r>
+        <w:t xml:space="preserve"> </w:t>
+      </w:r>
+      <w:r>
+        <w:t xml:space="preserve">- 第一段（正常打包）的循环里</w:t>
+      </w:r>
+      <w:r>
+        <w:rPr>
+          <w:bCs/>
+          <w:b/>
+        </w:rPr>
+        <w:t xml:space="preserve">有</w:t>
+      </w:r>
+      <w:r>
+        <w:t xml:space="preserve"> </w:t>
+      </w:r>
+      <w:r>
+        <w:rPr>
+          <w:rStyle w:val="VerbatimChar"/>
+        </w:rPr>
+        <w:t xml:space="preserve">src = os.path.join(tree, n)</w:t>
+      </w:r>
+      <w:r>
+        <w:t xml:space="preserve">，</w:t>
+      </w:r>
+      <w:r>
+        <w:rPr>
+          <w:bCs/>
+          <w:b/>
+        </w:rPr>
+        <w:t xml:space="preserve">第二段（</w:t>
+      </w:r>
+      <w:r>
+        <w:rPr>
+          <w:rStyle w:val="VerbatimChar"/>
+          <w:bCs/>
+          <w:b/>
+        </w:rPr>
+        <w:t xml:space="preserve">--repro</w:t>
+      </w:r>
+      <w:r>
+        <w:rPr>
+          <w:bCs/>
+          <w:b/>
+        </w:rPr>
+        <w:t xml:space="preserve">）没有</w:t>
+      </w:r>
+      <w:r>
+        <w:t xml:space="preserve">，第二段的</w:t>
+      </w:r>
+      <w:r>
+        <w:t xml:space="preserve"> </w:t>
+      </w:r>
+      <w:r>
+        <w:rPr>
+          <w:rStyle w:val="VerbatimChar"/>
+        </w:rPr>
+        <w:t xml:space="preserve">with open(src, "rb")</w:t>
+      </w:r>
+      <w:r>
+        <w:t xml:space="preserve"> </w:t>
+      </w:r>
+      <w:r>
+        <w:t xml:space="preserve">用了从未定义的</w:t>
+      </w:r>
+      <w:r>
+        <w:t xml:space="preserve"> </w:t>
+      </w:r>
+      <w:r>
+        <w:rPr>
+          <w:rStyle w:val="VerbatimChar"/>
+        </w:rPr>
+        <w:t xml:space="preserve">src</w:t>
+      </w:r>
+      <w:r>
+        <w:t xml:space="preserve"> </w:t>
+      </w:r>
+      <w:r>
+        <w:t xml:space="preserve">- 第二段</w:t>
+      </w:r>
+      <w:r>
+        <w:rPr>
+          <w:bCs/>
+          <w:b/>
+        </w:rPr>
+        <w:t xml:space="preserve">没有 git 回退</w:t>
+      </w:r>
+      <w:r>
+        <w:t xml:space="preserve">（直接</w:t>
+      </w:r>
+      <w:r>
+        <w:t xml:space="preserve"> </w:t>
+      </w:r>
+      <w:r>
+        <w:rPr>
+          <w:rStyle w:val="VerbatimChar"/>
+        </w:rPr>
+        <w:t xml:space="preserve">os.popen('git ls-files -z')</w:t>
+      </w:r>
+      <w:r>
+        <w:t xml:space="preserve">，无 try/except、无目录遍历回退），即便修好</w:t>
+      </w:r>
+      <w:r>
+        <w:t xml:space="preserve"> </w:t>
+      </w:r>
+      <w:r>
+        <w:rPr>
+          <w:rStyle w:val="VerbatimChar"/>
+        </w:rPr>
+        <w:t xml:space="preserve">src</w:t>
+      </w:r>
+      <w:r>
+        <w:t xml:space="preserve">，无 git 环境下第二个包内容只剩 2 个 EXTRAS，</w:t>
+      </w:r>
+      <w:r>
+        <w:rPr>
+          <w:bCs/>
+          <w:b/>
+        </w:rPr>
+        <w:t xml:space="preserve">会误判「不可复现」</w:t>
+      </w:r>
+      <w:r>
+        <w:t xml:space="preserve">（第二处假红）</w:t>
+      </w:r>
+    </w:p>
+    <w:p>
+      <w:pPr>
+        <w:pStyle w:val="BodyText"/>
+      </w:pPr>
+      <w:r>
+        <w:t xml:space="preserve">** 诊断层次</w:t>
+      </w:r>
+      <w:r>
+        <w:rPr>
+          <w:bCs/>
+          <w:b/>
+        </w:rPr>
+        <w:t xml:space="preserve">：这不是"少了一行"，而是</w:t>
+      </w:r>
+      <w:r>
+        <w:t xml:space="preserve">同一条要求在第二个执行点没落实** —— owner 自己刚立的「</w:t>
+      </w:r>
+      <w:r>
+        <w:rPr>
+          <w:bCs/>
+          <w:b/>
+        </w:rPr>
+        <w:t xml:space="preserve">断言必须回头读产物</w:t>
+      </w:r>
+      <w:r>
+        <w:t xml:space="preserve">」在第一段做到了（源码里明确注释"zip 关闭前读到的</w:t>
+      </w:r>
+      <w:r>
+        <w:t xml:space="preserve"> </w:t>
+      </w:r>
+      <w:r>
+        <w:rPr>
+          <w:rStyle w:val="VerbatimChar"/>
+        </w:rPr>
+        <w:t xml:space="preserve">zinfo.flag_bits</w:t>
+      </w:r>
+      <w:r>
+        <w:t xml:space="preserve"> </w:t>
+      </w:r>
+      <w:r>
+        <w:t xml:space="preserve">是【中间态】…，断言一律放到【产物写完之后回头读产物】"），但</w:t>
+      </w:r>
+      <w:r>
+        <w:rPr>
+          <w:bCs/>
+          <w:b/>
+        </w:rPr>
+        <w:t xml:space="preserve">第二段既没做产物级回读、也没做 git 回退</w:t>
+      </w:r>
+      <w:r>
+        <w:t xml:space="preserve">。</w:t>
+      </w:r>
+    </w:p>
+    <w:p>
+      <w:pPr>
+        <w:pStyle w:val="BodyText"/>
+      </w:pPr>
+      <w:r>
+        <w:rPr>
+          <w:bCs/>
+          <w:b/>
+        </w:rPr>
+        <w:t xml:space="preserve">修复建议</w:t>
+      </w:r>
+      <w:r>
+        <w:t xml:space="preserve">：</w:t>
+      </w:r>
+      <w:r>
+        <w:t xml:space="preserve"> </w:t>
+      </w:r>
+      <w:r>
+        <w:rPr>
+          <w:bCs/>
+          <w:b/>
+        </w:rPr>
+        <w:t xml:space="preserve">合并成一条代码路径，不是补那一行</w:t>
+      </w:r>
+      <w:r>
+        <w:t xml:space="preserve"> </w:t>
+      </w:r>
+      <w:r>
+        <w:t xml:space="preserve">—— 真正逻辑收敛到</w:t>
+      </w:r>
+      <w:r>
+        <w:t xml:space="preserve"> </w:t>
+      </w:r>
+      <w:r>
+        <w:rPr>
+          <w:rStyle w:val="VerbatimChar"/>
+        </w:rPr>
+        <w:t xml:space="preserve">tools/pack_papers.py</w:t>
+      </w:r>
+      <w:r>
+        <w:t xml:space="preserve"> </w:t>
+      </w:r>
+      <w:r>
+        <w:t xml:space="preserve">的唯一一份</w:t>
+      </w:r>
+      <w:r>
+        <w:t xml:space="preserve"> </w:t>
+      </w:r>
+      <w:r>
+        <w:rPr>
+          <w:rStyle w:val="VerbatimChar"/>
+        </w:rPr>
+        <w:t xml:space="preserve">build()</w:t>
+      </w:r>
+      <w:r>
+        <w:t xml:space="preserve">，</w:t>
+      </w:r>
+      <w:r>
+        <w:rPr>
+          <w:rStyle w:val="VerbatimChar"/>
+        </w:rPr>
+        <w:t xml:space="preserve">pack_papers.sh</w:t>
+      </w:r>
+      <w:r>
+        <w:t xml:space="preserve"> </w:t>
+      </w:r>
+      <w:r>
+        <w:t xml:space="preserve">只做转调，打包与</w:t>
+      </w:r>
+      <w:r>
+        <w:t xml:space="preserve"> </w:t>
+      </w:r>
+      <w:r>
+        <w:rPr>
+          <w:rStyle w:val="VerbatimChar"/>
+        </w:rPr>
+        <w:t xml:space="preserve">--repro</w:t>
+      </w:r>
+      <w:r>
+        <w:t xml:space="preserve"> </w:t>
+      </w:r>
+      <w:r>
+        <w:t xml:space="preserve">共用同一条路径，</w:t>
+      </w:r>
+      <w:r>
+        <w:rPr>
+          <w:bCs/>
+          <w:b/>
+        </w:rPr>
+        <w:t xml:space="preserve">不可能再分叉</w:t>
+      </w:r>
+      <w:r>
+        <w:t xml:space="preserve">；顺带那份"第二段没有 git 回退"的问题也一起消失。</w:t>
+      </w:r>
+    </w:p>
+    <w:bookmarkEnd w:id="27"/>
+    <w:bookmarkStart w:id="28" w:name="s-01-建议-包内-toolscheck_package.py-的包级自检清单"/>
+    <w:p>
+      <w:pPr>
+        <w:pStyle w:val="Heading4"/>
+      </w:pPr>
+      <w:r>
+        <w:t xml:space="preserve">S-01 ｜ 建议 ｜ 包内</w:t>
+      </w:r>
+      <w:r>
+        <w:t xml:space="preserve"> </w:t>
+      </w:r>
+      <w:r>
+        <w:rPr>
+          <w:rStyle w:val="VerbatimChar"/>
+        </w:rPr>
+        <w:t xml:space="preserve">tools/check_package.py</w:t>
+      </w:r>
+      <w:r>
+        <w:t xml:space="preserve"> </w:t>
+      </w:r>
+      <w:r>
+        <w:t xml:space="preserve">的包级自检清单</w:t>
+      </w:r>
+    </w:p>
+    <w:p>
+      <w:pPr>
+        <w:pStyle w:val="FirstParagraph"/>
+      </w:pPr>
+      <w:r>
+        <w:rPr>
+          <w:bCs/>
+          <w:b/>
+        </w:rPr>
+        <w:t xml:space="preserve">包级自检没有覆盖「解包态的 docx↔md 双向自检」</w:t>
+      </w:r>
+      <w:r>
+        <w:t xml:space="preserve">，</w:t>
+      </w:r>
+      <w:r>
+        <w:rPr>
+          <w:bCs/>
+          <w:b/>
+        </w:rPr>
+        <w:t xml:space="preserve">这正是"四道闸全绿"的来源：第四道闸是在【仓里】跑的，不是在【解包态】跑的</w:t>
+      </w:r>
+      <w:r>
+        <w:t xml:space="preserve">，建议包级自检加第五项：解包到临时目录后跑一遍</w:t>
+      </w:r>
+      <w:r>
+        <w:t xml:space="preserve"> </w:t>
+      </w:r>
+      <w:r>
+        <w:rPr>
+          <w:rStyle w:val="VerbatimChar"/>
+        </w:rPr>
+        <w:t xml:space="preserve">check_docx.py</w:t>
+      </w:r>
+      <w:r>
+        <w:t xml:space="preserve">，这样 P-01 这类"只在交付态出现的红灯"</w:t>
+      </w:r>
+      <w:r>
+        <w:rPr>
+          <w:bCs/>
+          <w:b/>
+        </w:rPr>
+        <w:t xml:space="preserve">不可能再漏过</w:t>
+      </w:r>
+      <w:r>
+        <w:t xml:space="preserve">。</w:t>
+      </w:r>
+    </w:p>
+    <w:p>
+      <w:pPr>
+        <w:pStyle w:val="BodyText"/>
+      </w:pPr>
+      <w:r>
+        <w:rPr>
+          <w:bCs/>
+          <w:b/>
+        </w:rPr>
+        <w:t xml:space="preserve">这与 owner 自己刚立的「断言必须回头读产物」是同一条要求的另一个面：断言必须在【交付态】读，不是在【生产态】读。</w:t>
+      </w:r>
+    </w:p>
+    <w:p>
+      <w:r>
+        <w:pict>
+          <v:rect style="width:0;height:1.5pt" o:hralign="center" o:hrstd="t" o:hr="t"/>
+        </w:pict>
+      </w:r>
+    </w:p>
     <w:bookmarkEnd w:id="28"/>
     <w:bookmarkEnd w:id="29"/>
     <w:bookmarkEnd w:id="30"/>
-    <w:bookmarkStart w:id="38" w:name="v2-轮原始实测-对本包-7a602aa3"/>
+    <w:bookmarkStart w:id="38" w:name="v2-轮原始实测对本包-7a602aa3"/>
     <w:p>
       <w:pPr>
         <w:pStyle w:val="Heading2"/>
       </w:pPr>
       <w:r>
-        <w:t xml:space="preserve">4 · v2 轮原始实测（★ 对本包</w:t>
+        <w:t xml:space="preserve">4 · v2 轮原始实测（对本包</w:t>
       </w:r>
       <w:r>
         <w:t xml:space="preserve"> </w:t>
@@ -3024,12 +2811,6 @@
         <w:pStyle w:val="FirstParagraph"/>
       </w:pPr>
       <w:r>
-        <w:t xml:space="preserve">★</w:t>
-      </w:r>
-      <w:r>
-        <w:t xml:space="preserve"> </w:t>
-      </w:r>
-      <w:r>
         <w:rPr>
           <w:bCs/>
           <w:b/>
@@ -3037,7 +2818,7 @@
         <w:t xml:space="preserve">199 条逐条</w:t>
       </w:r>
       <w:r>
-        <w:t xml:space="preserve">重算（非抽样）｜★ 仓内</w:t>
+        <w:t xml:space="preserve">重算（非抽样）｜ 仓内</w:t>
       </w:r>
       <w:r>
         <w:t xml:space="preserve"> </w:t>
@@ -3087,13 +2868,13 @@
       </w:r>
     </w:p>
     <w:bookmarkEnd w:id="31"/>
-    <w:bookmarkStart w:id="32" w:name="utf-8-标志位-仍用我自己的原始字节解析器"/>
+    <w:bookmarkStart w:id="32" w:name="utf-8-标志位仍用我自己的原始字节解析器"/>
     <w:p>
       <w:pPr>
         <w:pStyle w:val="Heading3"/>
       </w:pPr>
       <w:r>
-        <w:t xml:space="preserve">4.2 · ② UTF-8 标志位（★ 仍用我自己的原始字节解析器）—— ✅</w:t>
+        <w:t xml:space="preserve">4.2 · ② UTF-8 标志位（仍用我自己的原始字节解析器）—— ✅</w:t>
       </w:r>
     </w:p>
     <w:p>
@@ -3219,7 +3000,7 @@
       </w:r>
     </w:p>
     <w:bookmarkEnd w:id="33"/>
-    <w:bookmarkStart w:id="34" w:name="无-git-原地重建---repro-上一版在这里-nameerror"/>
+    <w:bookmarkStart w:id="34" w:name="无-git-原地重建---repro上一版在这里-nameerror"/>
     <w:p>
       <w:pPr>
         <w:pStyle w:val="Heading3"/>
@@ -3237,7 +3018,7 @@
         <w:t xml:space="preserve">--repro</w:t>
       </w:r>
       <w:r>
-        <w:t xml:space="preserve">（★ 上一版在这里 NameError）—— ✅</w:t>
+        <w:t xml:space="preserve">（上一版在这里 NameError）—— ✅</w:t>
       </w:r>
     </w:p>
     <w:p>
@@ -3385,12 +3166,6 @@
         <w:pStyle w:val="FirstParagraph"/>
       </w:pPr>
       <w:r>
-        <w:t xml:space="preserve">⇒ ★</w:t>
-      </w:r>
-      <w:r>
-        <w:t xml:space="preserve"> </w:t>
-      </w:r>
-      <w:r>
         <w:rPr>
           <w:bCs/>
           <w:b/>
@@ -3413,7 +3188,7 @@
         <w:t xml:space="preserve"> </w:t>
       </w:r>
       <w:r>
-        <w:t xml:space="preserve">已消失）｜★</w:t>
+        <w:t xml:space="preserve">已消失）｜</w:t>
       </w:r>
       <w:r>
         <w:t xml:space="preserve"> </w:t>
@@ -3426,7 +3201,7 @@
         <w:t xml:space="preserve">重建包与原包逐字节相同</w:t>
       </w:r>
       <w:r>
-        <w:t xml:space="preserve">｜★</w:t>
+        <w:t xml:space="preserve">｜</w:t>
       </w:r>
       <w:r>
         <w:t xml:space="preserve"> </w:t>
@@ -3441,7 +3216,7 @@
         <w:t xml:space="preserve"> </w:t>
       </w:r>
       <w:r>
-        <w:t xml:space="preserve">自己打两次也同 sha｜★</w:t>
+        <w:t xml:space="preserve">自己打两次也同 sha｜</w:t>
       </w:r>
       <w:r>
         <w:t xml:space="preserve"> </w:t>
@@ -3458,7 +3233,7 @@
       </w:r>
     </w:p>
     <w:bookmarkEnd w:id="34"/>
-    <w:bookmarkStart w:id="35" w:name="解包后-check_docx.py-papers-上一版红-11-个"/>
+    <w:bookmarkStart w:id="35" w:name="解包后-check_docx.py-papers上一版红-11-个"/>
     <w:p>
       <w:pPr>
         <w:pStyle w:val="Heading3"/>
@@ -3476,7 +3251,7 @@
         <w:t xml:space="preserve">check_docx.py papers</w:t>
       </w:r>
       <w:r>
-        <w:t xml:space="preserve">（★ 上一版红 11 个）—— ✅</w:t>
+        <w:t xml:space="preserve">（上一版红 11 个）—— ✅</w:t>
       </w:r>
     </w:p>
     <w:p>
@@ -3527,13 +3302,13 @@
       </w:r>
     </w:p>
     <w:bookmarkEnd w:id="35"/>
-    <w:bookmarkStart w:id="36" w:name="内嵌指纹链-本轮重点"/>
+    <w:bookmarkStart w:id="36" w:name="内嵌指纹链这一轮重点"/>
     <w:p>
       <w:pPr>
         <w:pStyle w:val="Heading3"/>
       </w:pPr>
       <w:r>
-        <w:t xml:space="preserve">4.6 · ★★ 内嵌指纹链（★ 本轮重点）—— ✅</w:t>
+        <w:t xml:space="preserve">4.6 · 内嵌指纹链（这一轮重点）—— ✅</w:t>
       </w:r>
     </w:p>
     <w:p>
@@ -3591,14 +3366,7 @@
         <w:pStyle w:val="FirstParagraph"/>
       </w:pPr>
       <w:r>
-        <w:rPr>
-          <w:bCs/>
-          <w:b/>
-        </w:rPr>
-        <w:t xml:space="preserve">★ 第三方一行可核形式</w:t>
-      </w:r>
-      <w:r>
-        <w:t xml:space="preserve">（照交付说明 §2·bis 的写法，我实跑）：</w:t>
+        <w:t xml:space="preserve">** 第三方一行可核形式**（照交付说明 §2·bis 的写法，我实跑）：</w:t>
       </w:r>
     </w:p>
     <w:p>
@@ -3653,12 +3421,6 @@
         <w:pStyle w:val="FirstParagraph"/>
       </w:pPr>
       <w:r>
-        <w:t xml:space="preserve">⇒ ★</w:t>
-      </w:r>
-      <w:r>
-        <w:t xml:space="preserve"> </w:t>
-      </w:r>
-      <w:r>
         <w:rPr>
           <w:bCs/>
           <w:b/>
@@ -3669,7 +3431,7 @@
         <w:t xml:space="preserve"> </w:t>
       </w:r>
       <w:r>
-        <w:t xml:space="preserve">—— ★ 不是"工具说自己通"，★ 是</w:t>
+        <w:t xml:space="preserve">—— 不是"工具说自己通"，是</w:t>
       </w:r>
       <w:r>
         <w:rPr>
@@ -3679,7 +3441,7 @@
         <w:t xml:space="preserve">我按第三方的方式</w:t>
       </w:r>
       <w:r>
-        <w:t xml:space="preserve">自己算 md 的 sha、再去 docx 里对；★ 且</w:t>
+        <w:t xml:space="preserve">自己算 md 的 sha、再去 docx 里对；且</w:t>
       </w:r>
       <w:r>
         <w:rPr>
@@ -3689,10 +3451,7 @@
         <w:t xml:space="preserve">恰好就是正文那个 sha</w:t>
       </w:r>
       <w:r>
-        <w:t xml:space="preserve"> </w:t>
-      </w:r>
-      <w:r>
-        <w:t xml:space="preserve">⇒ 第三方能直接对上。</w:t>
+        <w:t xml:space="preserve">，第三方能直接对上。</w:t>
       </w:r>
     </w:p>
     <w:bookmarkEnd w:id="36"/>
@@ -3702,7 +3461,7 @@
         <w:pStyle w:val="Heading3"/>
       </w:pPr>
       <w:r>
-        <w:t xml:space="preserve">4.7 · ★★ 对抗探针：内嵌指纹有没有把 docx 结构改坏 —— ✅ 未改坏</w:t>
+        <w:t xml:space="preserve">4.7 · 对抗探针：内嵌指纹有没有把 docx 结构改坏 —— ✅ 未改坏</w:t>
       </w:r>
     </w:p>
     <w:p>
@@ -3710,7 +3469,7 @@
         <w:pStyle w:val="FirstParagraph"/>
       </w:pPr>
       <w:r>
-        <w:t xml:space="preserve">★ 这是这条修法</w:t>
+        <w:t xml:space="preserve">这是这条修法</w:t>
       </w:r>
       <w:r>
         <w:rPr>
@@ -3720,7 +3479,7 @@
         <w:t xml:space="preserve">唯一没被验到的风险</w:t>
       </w:r>
       <w:r>
-        <w:t xml:space="preserve">（P-01 改成"往 docx 里写东西"⇒ 万一写坏了，交付的是 24 个打不开的 docx）⇒ 我逐个拆开核：</w:t>
+        <w:t xml:space="preserve">（P-01 改成"往 docx 里写东西"，万一写坏了，交付的是 24 个打不开的 docx），我逐个拆开核：</w:t>
       </w:r>
     </w:p>
     <w:p>
@@ -3811,7 +3570,7 @@
         <w:pStyle w:val="FirstParagraph"/>
       </w:pPr>
       <w:r>
-        <w:t xml:space="preserve">★ 核法：① 逐个</w:t>
+        <w:t xml:space="preserve">核法：① 逐个</w:t>
       </w:r>
       <w:r>
         <w:t xml:space="preserve"> </w:t>
@@ -3920,12 +3679,6 @@
         <w:t xml:space="preserve"> </w:t>
       </w:r>
       <w:r>
-        <w:t xml:space="preserve">⇒ ★</w:t>
-      </w:r>
-      <w:r>
-        <w:t xml:space="preserve"> </w:t>
-      </w:r>
-      <w:r>
         <w:rPr>
           <w:bCs/>
           <w:b/>
@@ -3952,20 +3705,17 @@
           <w:bCs/>
           <w:b/>
         </w:rPr>
-        <w:t xml:space="preserve">，不是新增部件 ⇒ OPC 结构完整</w:t>
-      </w:r>
-      <w:r>
-        <w:t xml:space="preserve">（★</w:t>
-      </w:r>
-      <w:r>
-        <w:t xml:space="preserve"> </w:t>
-      </w:r>
-      <w:r>
-        <w:rPr>
-          <w:bCs/>
-          <w:b/>
-        </w:rPr>
-        <w:t xml:space="preserve">Word 侧我无法在本环境验 ⇒ 不替 Word 背书</w:t>
+        <w:t xml:space="preserve">，不是新增部件，OPC 结构完整</w:t>
+      </w:r>
+      <w:r>
+        <w:t xml:space="preserve">（</w:t>
+      </w:r>
+      <w:r>
+        <w:rPr>
+          <w:bCs/>
+          <w:b/>
+        </w:rPr>
+        <w:t xml:space="preserve">Word 侧我无法在本环境验，不替 Word 背书</w:t>
       </w:r>
       <w:r>
         <w:t xml:space="preserve">，见 §7）</w:t>
@@ -3980,13 +3730,13 @@
     </w:p>
     <w:bookmarkEnd w:id="37"/>
     <w:bookmarkEnd w:id="38"/>
-    <w:bookmarkStart w:id="39" w:name="三条发现的关闭对账-逐条复核"/>
+    <w:bookmarkStart w:id="39" w:name="三条发现的关闭对账逐条复核"/>
     <w:p>
       <w:pPr>
         <w:pStyle w:val="Heading2"/>
       </w:pPr>
       <w:r>
-        <w:t xml:space="preserve">5 · 三条发现的关闭对账（★ 逐条复核）</w:t>
+        <w:t xml:space="preserve">5 · 三条发现的关闭对账（逐条复核）</w:t>
       </w:r>
     </w:p>
     <w:tbl>
@@ -4104,41 +3854,32 @@
               <w:t xml:space="preserve">check_docx.py</w:t>
             </w:r>
             <w:r>
+              <w:t xml:space="preserve">，EXIT=1，11 个「docx 比 md 旧」；根因＝可复现打包不带真实 mtime ＋</w:t>
+            </w:r>
+            <w:r>
               <w:t xml:space="preserve"> </w:t>
             </w:r>
             <w:r>
-              <w:t xml:space="preserve">⇒ EXIT=1，11 个「docx 比 md 旧」；根因＝可复现打包不带真实 mtime ＋</w:t>
+              <w:rPr>
+                <w:rStyle w:val="VerbatimChar"/>
+              </w:rPr>
+              <w:t xml:space="preserve">extractall</w:t>
             </w:r>
             <w:r>
               <w:t xml:space="preserve"> </w:t>
             </w:r>
             <w:r>
-              <w:rPr>
-                <w:rStyle w:val="VerbatimChar"/>
-              </w:rPr>
-              <w:t xml:space="preserve">extractall</w:t>
-            </w:r>
-            <w:r>
-              <w:t xml:space="preserve"> </w:t>
-            </w:r>
-            <w:r>
-              <w:t xml:space="preserve">把 mtime 设成解包时刻 ＋ 成员顺序 docx 排在 md 之前 ⇒ 与基于时间戳的判据打架</w:t>
-            </w:r>
-          </w:p>
-        </w:tc>
-        <w:tc>
-          <w:tcPr/>
-          <w:p>
-            <w:pPr>
-              <w:pStyle w:val="Compact"/>
-              <w:jc w:val="left"/>
-            </w:pPr>
-            <w:r>
-              <w:t xml:space="preserve">★</w:t>
-            </w:r>
-            <w:r>
-              <w:t xml:space="preserve"> </w:t>
-            </w:r>
+              <w:t xml:space="preserve">把 mtime 设成解包时刻 ＋ 成员顺序 docx 排在 md 之前，与基于时间戳的判据打架</w:t>
+            </w:r>
+          </w:p>
+        </w:tc>
+        <w:tc>
+          <w:tcPr/>
+          <w:p>
+            <w:pPr>
+              <w:pStyle w:val="Compact"/>
+              <w:jc w:val="left"/>
+            </w:pPr>
             <w:r>
               <w:rPr>
                 <w:bCs/>
@@ -4214,12 +3955,6 @@
               <w:pStyle w:val="Compact"/>
               <w:jc w:val="left"/>
             </w:pPr>
-            <w:r>
-              <w:t xml:space="preserve">★</w:t>
-            </w:r>
-            <w:r>
-              <w:t xml:space="preserve"> </w:t>
-            </w:r>
             <w:r>
               <w:rPr>
                 <w:bCs/>
@@ -4247,6 +3982,12 @@
                 <w:bCs/>
                 <w:b/>
               </w:rPr>
+              <w:t xml:space="preserve">，EXIT=0 全绿 6907</w:t>
+            </w:r>
+            <w:r>
+              <w:t xml:space="preserve">（11 红全消）｜</w:t>
+            </w:r>
+            <w:r>
               <w:t xml:space="preserve"> </w:t>
             </w:r>
             <w:r>
@@ -4254,10 +3995,10 @@
                 <w:bCs/>
                 <w:b/>
               </w:rPr>
-              <w:t xml:space="preserve">⇒ EXIT=0 全绿 6907</w:t>
-            </w:r>
-            <w:r>
-              <w:t xml:space="preserve">（11 红全消）｜★</w:t>
+              <w:t xml:space="preserve">24/24 指纹一致</w:t>
+            </w:r>
+            <w:r>
+              <w:t xml:space="preserve">｜</w:t>
             </w:r>
             <w:r>
               <w:t xml:space="preserve"> </w:t>
@@ -4267,10 +4008,10 @@
                 <w:bCs/>
                 <w:b/>
               </w:rPr>
-              <w:t xml:space="preserve">24/24 指纹一致</w:t>
-            </w:r>
-            <w:r>
-              <w:t xml:space="preserve">｜★</w:t>
+              <w:t xml:space="preserve">第三方一行可核形式实跑相等</w:t>
+            </w:r>
+            <w:r>
+              <w:t xml:space="preserve">｜</w:t>
             </w:r>
             <w:r>
               <w:t xml:space="preserve"> </w:t>
@@ -4280,26 +4021,31 @@
                 <w:bCs/>
                 <w:b/>
               </w:rPr>
-              <w:t xml:space="preserve">第三方一行可核形式实跑相等</w:t>
-            </w:r>
-            <w:r>
-              <w:t xml:space="preserve">｜★</w:t>
-            </w:r>
-            <w:r>
-              <w:t xml:space="preserve"> </w:t>
-            </w:r>
+              <w:t xml:space="preserve">对抗探针：24 个 docx 结构未改坏</w:t>
+            </w:r>
+            <w:r>
+              <w:t xml:space="preserve">（zip 完整性／全部 XML 可解析／内容类型声明／部件齐备，四项全过）</w:t>
+            </w:r>
+          </w:p>
+        </w:tc>
+        <w:tc>
+          <w:tcPr/>
+          <w:p>
+            <w:pPr>
+              <w:pStyle w:val="Compact"/>
+              <w:jc w:val="center"/>
+            </w:pPr>
             <w:r>
               <w:rPr>
                 <w:bCs/>
                 <w:b/>
               </w:rPr>
-              <w:t xml:space="preserve">对抗探针：24 个 docx 结构未改坏</w:t>
-            </w:r>
-            <w:r>
-              <w:t xml:space="preserve">（zip 完整性／全部 XML 可解析／内容类型声明／部件齐备，四项全过）</w:t>
-            </w:r>
-          </w:p>
-        </w:tc>
+              <w:t xml:space="preserve">关闭</w:t>
+            </w:r>
+          </w:p>
+        </w:tc>
+      </w:tr>
+      <w:tr>
         <w:tc>
           <w:tcPr/>
           <w:p>
@@ -4307,164 +4053,128 @@
               <w:pStyle w:val="Compact"/>
               <w:jc w:val="center"/>
             </w:pPr>
-            <w:r>
-              <w:t xml:space="preserve">★</w:t>
-            </w:r>
-            <w:r>
-              <w:t xml:space="preserve"> </w:t>
-            </w:r>
             <w:r>
               <w:rPr>
                 <w:bCs/>
                 <w:b/>
               </w:rPr>
-              <w:t xml:space="preserve">关闭</w:t>
-            </w:r>
-          </w:p>
-        </w:tc>
-      </w:tr>
-      <w:tr>
-        <w:tc>
-          <w:tcPr/>
-          <w:p>
-            <w:pPr>
-              <w:pStyle w:val="Compact"/>
-              <w:jc w:val="center"/>
+              <w:t xml:space="preserve">P-02</w:t>
+            </w:r>
+          </w:p>
+        </w:tc>
+        <w:tc>
+          <w:tcPr/>
+          <w:p>
+            <w:pPr>
+              <w:pStyle w:val="Compact"/>
+              <w:jc w:val="left"/>
+            </w:pPr>
+            <w:r>
+              <w:rPr>
+                <w:rStyle w:val="VerbatimChar"/>
+              </w:rPr>
+              <w:t xml:space="preserve">--repro</w:t>
+            </w:r>
+            <w:r>
+              <w:t xml:space="preserve"> </w:t>
+            </w:r>
+            <w:r>
+              <w:t xml:space="preserve">段</w:t>
+            </w:r>
+            <w:r>
+              <w:t xml:space="preserve"> </w:t>
+            </w:r>
+            <w:r>
+              <w:rPr>
+                <w:rStyle w:val="VerbatimChar"/>
+              </w:rPr>
+              <w:t xml:space="preserve">NameError: name 'src' is not defined</w:t>
+            </w:r>
+            <w:r>
+              <w:t xml:space="preserve">；且该段无 git 回退，交付态必然崩</w:t>
+            </w:r>
+          </w:p>
+        </w:tc>
+        <w:tc>
+          <w:tcPr/>
+          <w:p>
+            <w:pPr>
+              <w:pStyle w:val="Compact"/>
+              <w:jc w:val="left"/>
             </w:pPr>
             <w:r>
               <w:rPr>
                 <w:bCs/>
                 <w:b/>
               </w:rPr>
-              <w:t xml:space="preserve">P-02</w:t>
-            </w:r>
-          </w:p>
-        </w:tc>
-        <w:tc>
-          <w:tcPr/>
-          <w:p>
-            <w:pPr>
-              <w:pStyle w:val="Compact"/>
-              <w:jc w:val="left"/>
-            </w:pPr>
+              <w:t xml:space="preserve">不补那一行，合并成一条代码路径</w:t>
+            </w:r>
+            <w:r>
+              <w:t xml:space="preserve">：真正逻辑收敛到</w:t>
+            </w:r>
+            <w:r>
+              <w:t xml:space="preserve"> </w:t>
+            </w:r>
             <w:r>
               <w:rPr>
                 <w:rStyle w:val="VerbatimChar"/>
               </w:rPr>
+              <w:t xml:space="preserve">tools/pack_papers.py</w:t>
+            </w:r>
+            <w:r>
+              <w:t xml:space="preserve"> </w:t>
+            </w:r>
+            <w:r>
+              <w:t xml:space="preserve">的唯一一份</w:t>
+            </w:r>
+            <w:r>
+              <w:t xml:space="preserve"> </w:t>
+            </w:r>
+            <w:r>
+              <w:rPr>
+                <w:rStyle w:val="VerbatimChar"/>
+              </w:rPr>
+              <w:t xml:space="preserve">build()</w:t>
+            </w:r>
+            <w:r>
+              <w:t xml:space="preserve">，</w:t>
+            </w:r>
+            <w:r>
+              <w:rPr>
+                <w:rStyle w:val="VerbatimChar"/>
+              </w:rPr>
+              <w:t xml:space="preserve">pack_papers.sh</w:t>
+            </w:r>
+            <w:r>
+              <w:t xml:space="preserve"> </w:t>
+            </w:r>
+            <w:r>
+              <w:t xml:space="preserve">只做转调（三行），打包与</w:t>
+            </w:r>
+            <w:r>
+              <w:t xml:space="preserve"> </w:t>
+            </w:r>
+            <w:r>
+              <w:rPr>
+                <w:rStyle w:val="VerbatimChar"/>
+              </w:rPr>
               <w:t xml:space="preserve">--repro</w:t>
             </w:r>
             <w:r>
               <w:t xml:space="preserve"> </w:t>
             </w:r>
             <w:r>
-              <w:t xml:space="preserve">段</w:t>
-            </w:r>
-            <w:r>
-              <w:t xml:space="preserve"> </w:t>
-            </w:r>
-            <w:r>
-              <w:rPr>
-                <w:rStyle w:val="VerbatimChar"/>
-              </w:rPr>
-              <w:t xml:space="preserve">NameError: name 'src' is not defined</w:t>
-            </w:r>
-            <w:r>
-              <w:t xml:space="preserve">；且该段无 git 回退 ⇒ 交付态必然崩</w:t>
-            </w:r>
-          </w:p>
-        </w:tc>
-        <w:tc>
-          <w:tcPr/>
-          <w:p>
-            <w:pPr>
-              <w:pStyle w:val="Compact"/>
-              <w:jc w:val="left"/>
-            </w:pPr>
-            <w:r>
-              <w:t xml:space="preserve">★</w:t>
-            </w:r>
-            <w:r>
-              <w:t xml:space="preserve"> </w:t>
-            </w:r>
-            <w:r>
-              <w:rPr>
-                <w:bCs/>
-                <w:b/>
-              </w:rPr>
-              <w:t xml:space="preserve">不补那一行，合并成一条代码路径</w:t>
-            </w:r>
-            <w:r>
-              <w:t xml:space="preserve">：真正逻辑收敛到</w:t>
-            </w:r>
-            <w:r>
-              <w:t xml:space="preserve"> </w:t>
-            </w:r>
-            <w:r>
-              <w:rPr>
-                <w:rStyle w:val="VerbatimChar"/>
-              </w:rPr>
-              <w:t xml:space="preserve">tools/pack_papers.py</w:t>
-            </w:r>
-            <w:r>
-              <w:t xml:space="preserve"> </w:t>
-            </w:r>
-            <w:r>
-              <w:t xml:space="preserve">的唯一一份</w:t>
-            </w:r>
-            <w:r>
-              <w:t xml:space="preserve"> </w:t>
-            </w:r>
-            <w:r>
-              <w:rPr>
-                <w:rStyle w:val="VerbatimChar"/>
-              </w:rPr>
-              <w:t xml:space="preserve">build()</w:t>
-            </w:r>
-            <w:r>
-              <w:t xml:space="preserve">，</w:t>
-            </w:r>
-            <w:r>
-              <w:rPr>
-                <w:rStyle w:val="VerbatimChar"/>
-              </w:rPr>
-              <w:t xml:space="preserve">pack_papers.sh</w:t>
-            </w:r>
-            <w:r>
-              <w:t xml:space="preserve"> </w:t>
-            </w:r>
-            <w:r>
-              <w:t xml:space="preserve">只做转调（三行）⇒ 打包与</w:t>
-            </w:r>
-            <w:r>
-              <w:t xml:space="preserve"> </w:t>
-            </w:r>
-            <w:r>
-              <w:rPr>
-                <w:rStyle w:val="VerbatimChar"/>
-              </w:rPr>
-              <w:t xml:space="preserve">--repro</w:t>
-            </w:r>
-            <w:r>
-              <w:t xml:space="preserve"> </w:t>
-            </w:r>
-            <w:r>
-              <w:t xml:space="preserve">共用同一条路径 ⇒ 分叉不可能再发生</w:t>
-            </w:r>
-          </w:p>
-        </w:tc>
-        <w:tc>
-          <w:tcPr/>
-          <w:p>
-            <w:pPr>
-              <w:pStyle w:val="Compact"/>
-              <w:jc w:val="left"/>
-            </w:pPr>
-            <w:r>
-              <w:t xml:space="preserve">★</w:t>
-            </w:r>
-            <w:r>
-              <w:t xml:space="preserve"> </w:t>
-            </w:r>
+              <w:t xml:space="preserve">共用同一条路径，分叉不可能再发生</w:t>
+            </w:r>
+          </w:p>
+        </w:tc>
+        <w:tc>
+          <w:tcPr/>
+          <w:p>
+            <w:pPr>
+              <w:pStyle w:val="Compact"/>
+              <w:jc w:val="left"/>
+            </w:pPr>
             <w:r>
               <w:rPr>
                 <w:bCs/>
@@ -4492,29 +4202,22 @@
                 <w:bCs/>
                 <w:b/>
               </w:rPr>
+              <w:t xml:space="preserve">，EXIT=0</w:t>
+            </w:r>
+            <w:r>
+              <w:t xml:space="preserve">（</w:t>
+            </w:r>
+            <w:r>
+              <w:rPr>
+                <w:rStyle w:val="VerbatimChar"/>
+              </w:rPr>
+              <w:t xml:space="preserve">NameError</w:t>
+            </w:r>
+            <w:r>
               <w:t xml:space="preserve"> </w:t>
             </w:r>
             <w:r>
-              <w:rPr>
-                <w:bCs/>
-                <w:b/>
-              </w:rPr>
-              <w:t xml:space="preserve">⇒ EXIT=0</w:t>
-            </w:r>
-            <w:r>
-              <w:t xml:space="preserve">（</w:t>
-            </w:r>
-            <w:r>
-              <w:rPr>
-                <w:rStyle w:val="VerbatimChar"/>
-              </w:rPr>
-              <w:t xml:space="preserve">NameError</w:t>
-            </w:r>
-            <w:r>
-              <w:t xml:space="preserve"> </w:t>
-            </w:r>
-            <w:r>
-              <w:t xml:space="preserve">消失）｜★ 输出「★ 同一份 build() 连打两次比对 sha256 … ✔ 可复现」｜★</w:t>
+              <w:t xml:space="preserve">消失）｜ 输出「 同一份 build() 连打两次比对 sha256 … ✔ 可复现」｜</w:t>
             </w:r>
             <w:r>
               <w:t xml:space="preserve"> </w:t>
@@ -4565,12 +4268,6 @@
               <w:jc w:val="center"/>
             </w:pPr>
             <w:r>
-              <w:t xml:space="preserve">★</w:t>
-            </w:r>
-            <w:r>
-              <w:t xml:space="preserve"> </w:t>
-            </w:r>
-            <w:r>
               <w:rPr>
                 <w:bCs/>
                 <w:b/>
@@ -4605,19 +4302,19 @@
               <w:jc w:val="left"/>
             </w:pPr>
             <w:r>
-              <w:t xml:space="preserve">包级自检没覆盖「解包态的 docx↔md 双向自检」⇒ 第四道闸是在仓里跑的、不是交付态 ⇒ 这正是"四道闸全绿"的来源</w:t>
-            </w:r>
-          </w:p>
-        </w:tc>
-        <w:tc>
-          <w:tcPr/>
-          <w:p>
-            <w:pPr>
-              <w:pStyle w:val="Compact"/>
-              <w:jc w:val="left"/>
-            </w:pPr>
-            <w:r>
-              <w:t xml:space="preserve">★ 加</w:t>
+              <w:t xml:space="preserve">包级自检没覆盖「解包态的 docx↔md 双向自检」，第四道闸是在仓里跑的、不是交付态，这正是"四道闸全绿"的来源</w:t>
+            </w:r>
+          </w:p>
+        </w:tc>
+        <w:tc>
+          <w:tcPr/>
+          <w:p>
+            <w:pPr>
+              <w:pStyle w:val="Compact"/>
+              <w:jc w:val="left"/>
+            </w:pPr>
+            <w:r>
+              <w:t xml:space="preserve">加</w:t>
             </w:r>
             <w:r>
               <w:t xml:space="preserve"> </w:t>
@@ -4636,7 +4333,7 @@
                 <w:bCs/>
                 <w:b/>
               </w:rPr>
-              <w:t xml:space="preserve">解包到临时目录 ⇒ 在交付态那棵树上</w:t>
+              <w:t xml:space="preserve">解包到临时目录，在交付态那棵树上</w:t>
             </w:r>
             <w:r>
               <w:t xml:space="preserve">复跑 3 项（</w:t>
@@ -4678,10 +4375,7 @@
               <w:t xml:space="preserve">check_l3.py</w:t>
             </w:r>
             <w:r>
-              <w:t xml:space="preserve">）⇒</w:t>
-            </w:r>
-            <w:r>
-              <w:t xml:space="preserve"> </w:t>
+              <w:t xml:space="preserve">），</w:t>
             </w:r>
             <w:r>
               <w:rPr>
@@ -4700,7 +4394,7 @@
               <w:jc w:val="left"/>
             </w:pPr>
             <w:r>
-              <w:t xml:space="preserve">★ 实跑</w:t>
+              <w:t xml:space="preserve">实跑</w:t>
             </w:r>
             <w:r>
               <w:t xml:space="preserve"> </w:t>
@@ -4715,41 +4409,22 @@
               <w:t xml:space="preserve"> </w:t>
             </w:r>
             <w:r>
-              <w:t xml:space="preserve">输出「★ 交付态验收：解包到临时目录后，在【交付态那棵树】上复跑 … ✔ 清单全量核对（exit=0）｜ ✔ docx↔md 双向自检（exit=0）｜ ✔ 原仪器 check_l3（exit=0）｜</w:t>
-            </w:r>
-            <w:r>
-              <w:t xml:space="preserve"> </w:t>
-            </w:r>
+              <w:t xml:space="preserve">输出「 交付态验收：解包到临时目录后，在【交付态那棵树】上复跑 … ✔ 清单全量核对（exit=0）｜ ✔ docx↔md 双向自检（exit=0）｜ ✔ 原仪器 check_l3（exit=0）｜ ** 交付态验收：3 项全绿 ✔**」</w:t>
+            </w:r>
+          </w:p>
+        </w:tc>
+        <w:tc>
+          <w:tcPr/>
+          <w:p>
+            <w:pPr>
+              <w:pStyle w:val="Compact"/>
+              <w:jc w:val="center"/>
+            </w:pPr>
             <w:r>
               <w:rPr>
                 <w:bCs/>
                 <w:b/>
               </w:rPr>
-              <w:t xml:space="preserve">★ 交付态验收：3 项全绿 ✔</w:t>
-            </w:r>
-            <w:r>
-              <w:t xml:space="preserve">」</w:t>
-            </w:r>
-          </w:p>
-        </w:tc>
-        <w:tc>
-          <w:tcPr/>
-          <w:p>
-            <w:pPr>
-              <w:pStyle w:val="Compact"/>
-              <w:jc w:val="center"/>
-            </w:pPr>
-            <w:r>
-              <w:t xml:space="preserve">★</w:t>
-            </w:r>
-            <w:r>
-              <w:t xml:space="preserve"> </w:t>
-            </w:r>
-            <w:r>
-              <w:rPr>
-                <w:bCs/>
-                <w:b/>
-              </w:rPr>
               <w:t xml:space="preserve">关闭</w:t>
             </w:r>
           </w:p>
@@ -4761,12 +4436,6 @@
         <w:pStyle w:val="BodyText"/>
       </w:pPr>
       <w:r>
-        <w:t xml:space="preserve">★</w:t>
-      </w:r>
-      <w:r>
-        <w:t xml:space="preserve"> </w:t>
-      </w:r>
-      <w:r>
         <w:rPr>
           <w:bCs/>
           <w:b/>
@@ -4796,7 +4465,7 @@
         <w:t xml:space="preserve"> </w:t>
       </w:r>
       <w:r>
-        <w:t xml:space="preserve">—— ★ 它把判据</w:t>
+        <w:t xml:space="preserve">—— 它把判据</w:t>
       </w:r>
       <w:r>
         <w:rPr>
@@ -4806,7 +4475,7 @@
         <w:t xml:space="preserve">从"与时间戳耦合"彻底解耦</w:t>
       </w:r>
       <w:r>
-        <w:t xml:space="preserve">，★ 而不只是把假红压下去；★ 且指纹</w:t>
+        <w:t xml:space="preserve">，而不只是把假红压下去；且指纹</w:t>
       </w:r>
       <w:r>
         <w:rPr>
@@ -4816,10 +4485,7 @@
         <w:t xml:space="preserve">对第三方可核</w:t>
       </w:r>
       <w:r>
-        <w:t xml:space="preserve"> </w:t>
-      </w:r>
-      <w:r>
-        <w:t xml:space="preserve">⇒ 比"降级为告警"强</w:t>
+        <w:t xml:space="preserve">，比"降级为告警"强</w:t>
       </w:r>
       <w:r>
         <w:t xml:space="preserve"> </w:t>
@@ -4870,7 +4536,7 @@
         <w:t xml:space="preserve"> </w:t>
       </w:r>
       <w:r>
-        <w:t xml:space="preserve">—— ★ 我原话是「补</w:t>
+        <w:t xml:space="preserve">—— 我原话是「补</w:t>
       </w:r>
       <w:r>
         <w:t xml:space="preserve"> </w:t>
@@ -4885,7 +4551,7 @@
         <w:t xml:space="preserve"> </w:t>
       </w:r>
       <w:r>
-        <w:t xml:space="preserve">只能治这一次，治不了两段分叉这件事本身」，★ 你的修法正是治了后者</w:t>
+        <w:t xml:space="preserve">只能治这一次，治不了两段分叉这件事本身」，你的修法正是治了后者</w:t>
       </w:r>
       <w:r>
         <w:t xml:space="preserve"> </w:t>
@@ -4907,7 +4573,7 @@
         <w:t xml:space="preserve"> </w:t>
       </w:r>
       <w:r>
-        <w:t xml:space="preserve">—— ★ 它把"在交付态读"变成</w:t>
+        <w:t xml:space="preserve">—— 它把"在交付态读"变成</w:t>
       </w:r>
       <w:r>
         <w:rPr>
@@ -4917,10 +4583,7 @@
         <w:t xml:space="preserve">不出包的前置条件</w:t>
       </w:r>
       <w:r>
-        <w:t xml:space="preserve"> </w:t>
-      </w:r>
-      <w:r>
-        <w:t xml:space="preserve">⇒ 同一类问题</w:t>
+        <w:t xml:space="preserve">，同一类问题</w:t>
       </w:r>
       <w:r>
         <w:rPr>
@@ -4938,13 +4601,13 @@
       </w:r>
     </w:p>
     <w:bookmarkEnd w:id="39"/>
-    <w:bookmarkStart w:id="40" w:name="逐项未发现问题清单-已查未发现问题"/>
+    <w:bookmarkStart w:id="40" w:name="逐项未发现问题清单已查未发现问题"/>
     <w:p>
       <w:pPr>
         <w:pStyle w:val="Heading2"/>
       </w:pPr>
       <w:r>
-        <w:t xml:space="preserve">6 · 逐项"未发现问题"清单（★ 已查、未发现问题）</w:t>
+        <w:t xml:space="preserve">6 · 逐项"未发现问题"清单（已查、未发现问题）</w:t>
       </w:r>
     </w:p>
     <w:tbl>
@@ -5750,7 +5413,7 @@
               <w:t xml:space="preserve"> </w:t>
             </w:r>
             <w:r>
-              <w:t xml:space="preserve">输出「★ 同一份 build() 连打两次比对 sha256」</w:t>
+              <w:t xml:space="preserve">输出「 同一份 build() 连打两次比对 sha256」</w:t>
             </w:r>
           </w:p>
         </w:tc>
@@ -6181,10 +5844,7 @@
               <w:t xml:space="preserve">(1980,1,1,0,0,0)</w:t>
             </w:r>
             <w:r>
-              <w:t xml:space="preserve"> </w:t>
-            </w:r>
-            <w:r>
-              <w:t xml:space="preserve">⇒ 包不泄漏打包时刻</w:t>
+              <w:t xml:space="preserve">，包不泄漏打包时刻</w:t>
             </w:r>
           </w:p>
         </w:tc>
@@ -6209,12 +5869,6 @@
               <w:pStyle w:val="Compact"/>
               <w:jc w:val="left"/>
             </w:pPr>
-            <w:r>
-              <w:t xml:space="preserve">★</w:t>
-            </w:r>
-            <w:r>
-              <w:t xml:space="preserve"> </w:t>
-            </w:r>
             <w:r>
               <w:rPr>
                 <w:bCs/>
@@ -6358,13 +6012,13 @@
       </w:r>
     </w:p>
     <w:bookmarkEnd w:id="40"/>
-    <w:bookmarkStart w:id="41" w:name="边界声明-本轮未做的检查及原因"/>
+    <w:bookmarkStart w:id="41" w:name="边界声明这一轮未做的检查及原因"/>
     <w:p>
       <w:pPr>
         <w:pStyle w:val="Heading2"/>
       </w:pPr>
       <w:r>
-        <w:t xml:space="preserve">7 · 边界声明（★ 本轮未做的检查，及原因）</w:t>
+        <w:t xml:space="preserve">7 · 边界声明（这一轮未做的检查，及原因）</w:t>
       </w:r>
     </w:p>
     <w:tbl>
@@ -6415,12 +6069,6 @@
               <w:jc w:val="left"/>
             </w:pPr>
             <w:r>
-              <w:t xml:space="preserve">★</w:t>
-            </w:r>
-            <w:r>
-              <w:t xml:space="preserve"> </w:t>
-            </w:r>
-            <w:r>
               <w:rPr>
                 <w:bCs/>
                 <w:b/>
@@ -6437,7 +6085,7 @@
               <w:jc w:val="left"/>
             </w:pPr>
             <w:r>
-              <w:t xml:space="preserve">★ 本环境</w:t>
+              <w:t xml:space="preserve">本环境</w:t>
             </w:r>
             <w:r>
               <w:rPr>
@@ -6447,10 +6095,7 @@
               <w:t xml:space="preserve">无 Office</w:t>
             </w:r>
             <w:r>
-              <w:t xml:space="preserve"> </w:t>
-            </w:r>
-            <w:r>
-              <w:t xml:space="preserve">⇒ ★ 我只做了</w:t>
+              <w:t xml:space="preserve">，我只做了</w:t>
             </w:r>
             <w:r>
               <w:t xml:space="preserve"> </w:t>
@@ -6463,7 +6108,7 @@
               <w:t xml:space="preserve">OPC 结构层</w:t>
             </w:r>
             <w:r>
-              <w:t xml:space="preserve">验证（zip 完整性 ＋ 全部 XML/rels 可解析 ＋ 内容类型声明 ＋ 部件齐备 ＋ 指纹在位），★</w:t>
+              <w:t xml:space="preserve">验证（zip 完整性 ＋ 全部 XML/rels 可解析 ＋ 内容类型声明 ＋ 部件齐备 ＋ 指纹在位），</w:t>
             </w:r>
             <w:r>
               <w:t xml:space="preserve"> </w:t>
@@ -6476,7 +6121,7 @@
               <w:t xml:space="preserve">不替 Word 背书</w:t>
             </w:r>
             <w:r>
-              <w:t xml:space="preserve">。★</w:t>
+              <w:t xml:space="preserve">。</w:t>
             </w:r>
             <w:r>
               <w:t xml:space="preserve"> </w:t>
@@ -6531,7 +6176,7 @@
               <w:jc w:val="left"/>
             </w:pPr>
             <w:r>
-              <w:t xml:space="preserve">★ 它会</w:t>
+              <w:t xml:space="preserve">它会</w:t>
             </w:r>
             <w:r>
               <w:rPr>
@@ -6556,10 +6201,7 @@
               <w:t xml:space="preserve">SHA256SUMS.txt</w:t>
             </w:r>
             <w:r>
-              <w:t xml:space="preserve"> </w:t>
-            </w:r>
-            <w:r>
-              <w:t xml:space="preserve">⇒ 在仓内跑会</w:t>
+              <w:t xml:space="preserve">，在仓内跑会</w:t>
             </w:r>
             <w:r>
               <w:rPr>
@@ -6569,10 +6211,7 @@
               <w:t xml:space="preserve">改仓库</w:t>
             </w:r>
             <w:r>
-              <w:t xml:space="preserve"> </w:t>
-            </w:r>
-            <w:r>
-              <w:t xml:space="preserve">⇒ 违反只读约束 ⇒ 改在</w:t>
+              <w:t xml:space="preserve">，违反只读约束，改在</w:t>
             </w:r>
             <w:r>
               <w:t xml:space="preserve"> </w:t>
@@ -6597,7 +6236,7 @@
               <w:t xml:space="preserve">解包副本</w:t>
             </w:r>
             <w:r>
-              <w:t xml:space="preserve">里跑（★ 交付态正是第三方所处的态，等价）</w:t>
+              <w:t xml:space="preserve">里跑（交付态正是第三方所处的态，等价）</w:t>
             </w:r>
           </w:p>
         </w:tc>
@@ -6638,7 +6277,7 @@
               <w:jc w:val="left"/>
             </w:pPr>
             <w:r>
-              <w:t xml:space="preserve">★ 硬约束「禁止执行任何 git 命令」⇒ 改用</w:t>
+              <w:t xml:space="preserve">硬约束「禁止执行任何 git 命令」，改用</w:t>
             </w:r>
             <w:r>
               <w:rPr>
@@ -6648,7 +6287,7 @@
               <w:t xml:space="preserve">目录遍历</w:t>
             </w:r>
             <w:r>
-              <w:t xml:space="preserve">路径（打包器自身的回退分支）验证，★ 结果一致</w:t>
+              <w:t xml:space="preserve">路径（打包器自身的回退分支）验证，结果一致</w:t>
             </w:r>
           </w:p>
         </w:tc>
@@ -6684,7 +6323,7 @@
               <w:jc w:val="left"/>
             </w:pPr>
             <w:r>
-              <w:t xml:space="preserve">本环境无第二台机器 ⇒ 只在</w:t>
+              <w:t xml:space="preserve">本环境无第二台机器，只在</w:t>
             </w:r>
             <w:r>
               <w:rPr>
@@ -6727,7 +6366,7 @@
               <w:jc w:val="left"/>
             </w:pPr>
             <w:r>
-              <w:t xml:space="preserve">★ 不在包级复核范围（★ 论文内容由</w:t>
+              <w:t xml:space="preserve">不在包级复核范围（论文内容由</w:t>
             </w:r>
             <w:r>
               <w:t xml:space="preserve"> </w:t>
@@ -6742,7 +6381,7 @@
               <w:t xml:space="preserve"> </w:t>
             </w:r>
             <w:r>
-              <w:t xml:space="preserve">负责，★ 终局裁决：</w:t>
+              <w:t xml:space="preserve">负责，终局裁决：</w:t>
             </w:r>
             <w:r>
               <w:rPr>
@@ -6779,39 +6418,27 @@
       <w:pPr>
         <w:numPr>
           <w:ilvl w:val="0"/>
-          <w:numId w:val="1003"/>
+          <w:numId w:val="1004"/>
         </w:numPr>
         <w:pStyle w:val="Compact"/>
       </w:pPr>
       <w:r>
-        <w:t xml:space="preserve">★</w:t>
-      </w:r>
-      <w:r>
-        <w:t xml:space="preserve"> </w:t>
-      </w:r>
-      <w:r>
-        <w:rPr>
-          <w:bCs/>
-          <w:b/>
-        </w:rPr>
-        <w:t xml:space="preserve">包级总裁决：5/5 通过 · 0 新发现 · P-01／P-02／S-01 全部关闭 ⇒ 可按现状交付。</w:t>
+        <w:rPr>
+          <w:bCs/>
+          <w:b/>
+        </w:rPr>
+        <w:t xml:space="preserve">包级总裁决：5/5 通过 · 0 新发现 · P-01／P-02／S-01 全部关闭，可按现状交付。</w:t>
       </w:r>
     </w:p>
     <w:p>
       <w:pPr>
         <w:numPr>
           <w:ilvl w:val="0"/>
-          <w:numId w:val="1003"/>
+          <w:numId w:val="1004"/>
         </w:numPr>
         <w:pStyle w:val="Compact"/>
       </w:pPr>
       <w:r>
-        <w:t xml:space="preserve">★</w:t>
-      </w:r>
-      <w:r>
-        <w:t xml:space="preserve"> </w:t>
-      </w:r>
-      <w:r>
         <w:rPr>
           <w:bCs/>
           <w:b/>
@@ -6841,17 +6468,11 @@
       <w:pPr>
         <w:numPr>
           <w:ilvl w:val="0"/>
-          <w:numId w:val="1003"/>
+          <w:numId w:val="1004"/>
         </w:numPr>
         <w:pStyle w:val="Compact"/>
       </w:pPr>
       <w:r>
-        <w:t xml:space="preserve">★</w:t>
-      </w:r>
-      <w:r>
-        <w:t xml:space="preserve"> </w:t>
-      </w:r>
-      <w:r>
         <w:rPr>
           <w:bCs/>
           <w:b/>
@@ -6896,17 +6517,11 @@
       <w:pPr>
         <w:numPr>
           <w:ilvl w:val="0"/>
-          <w:numId w:val="1003"/>
+          <w:numId w:val="1004"/>
         </w:numPr>
         <w:pStyle w:val="Compact"/>
       </w:pPr>
       <w:r>
-        <w:t xml:space="preserve">★</w:t>
-      </w:r>
-      <w:r>
-        <w:t xml:space="preserve"> </w:t>
-      </w:r>
-      <w:r>
         <w:rPr>
           <w:bCs/>
           <w:b/>
@@ -6914,7 +6529,7 @@
         <w:t xml:space="preserve">审计方</w:t>
       </w:r>
       <w:r>
-        <w:t xml:space="preserve">：独立终审会话（Verifier），★</w:t>
+        <w:t xml:space="preserve">：独立终审会话（Verifier），</w:t>
       </w:r>
       <w:r>
         <w:t xml:space="preserve"> </w:t>
@@ -6934,17 +6549,11 @@
       <w:pPr>
         <w:numPr>
           <w:ilvl w:val="0"/>
-          <w:numId w:val="1003"/>
+          <w:numId w:val="1004"/>
         </w:numPr>
         <w:pStyle w:val="Compact"/>
       </w:pPr>
       <w:r>
-        <w:t xml:space="preserve">★</w:t>
-      </w:r>
-      <w:r>
-        <w:t xml:space="preserve"> </w:t>
-      </w:r>
-      <w:r>
         <w:rPr>
           <w:bCs/>
           <w:b/>
@@ -6984,7 +6593,7 @@
         <w:t xml:space="preserve"> </w:t>
       </w:r>
       <w:r>
-        <w:t xml:space="preserve">—— ★</w:t>
+        <w:t xml:space="preserve">——</w:t>
       </w:r>
       <w:r>
         <w:t xml:space="preserve"> </w:t>
@@ -6997,7 +6606,7 @@
         <w:t xml:space="preserve">对象一变就要重跑并出新版裁决</w:t>
       </w:r>
       <w:r>
-        <w:t xml:space="preserve">（★ 这条是审计方自己在论文级那轮立的规矩：★ "对象每次被改 ⇒ 重跑全部检查并出新版裁决；owner 单方面改完就当审计通过 ＝ 没有审计"）。</w:t>
+        <w:t xml:space="preserve">（这条是审计方自己在论文级那轮立的规矩： "对象每次被改，重跑全部检查并出新版裁决；owner 单方面改完就当审计通过 ＝ 没有审计"）。</w:t>
       </w:r>
     </w:p>
     <w:p>
@@ -7317,6 +6926,9 @@
     <w:abstractNumId w:val="991"/>
   </w:num>
   <w:num w:numId="1002">
+    <w:abstractNumId w:val="991"/>
+  </w:num>
+  <w:num w:numId="1003">
     <w:abstractNumId w:val="99411"/>
     <w:lvlOverride w:ilvl="0">
       <w:startOverride w:val="1"/>
@@ -7346,7 +6958,7 @@
       <w:startOverride w:val="1"/>
     </w:lvlOverride>
   </w:num>
-  <w:num w:numId="1003">
+  <w:num w:numId="1004">
     <w:abstractNumId w:val="991"/>
   </w:num>
 </w:numbering>

--- a/papers/包级复核报告_交付包_2026-10-25_v1.docx
+++ b/papers/包级复核报告_交付包_2026-10-25_v1.docx
@@ -1298,7 +1298,14 @@
           <w:bCs/>
           <w:b/>
         </w:rPr>
-        <w:t xml:space="preserve">① 清单全量核对 —— ✅</w:t>
+        <w:t xml:space="preserve">① 清单全量核对 ——</w:t>
+      </w:r>
+      <w:r>
+        <w:rPr>
+          <w:bCs/>
+          <w:b/>
+        </w:rPr>
+        <w:t xml:space="preserve"> </w:t>
       </w:r>
     </w:p>
     <w:p>
@@ -1339,7 +1346,14 @@
           <w:bCs/>
           <w:b/>
         </w:rPr>
-        <w:t xml:space="preserve">② UTF-8 标志位（我自己写原始字节解析器）—— ✅</w:t>
+        <w:t xml:space="preserve">② UTF-8 标志位（我自己写原始字节解析器）——</w:t>
+      </w:r>
+      <w:r>
+        <w:rPr>
+          <w:bCs/>
+          <w:b/>
+        </w:rPr>
+        <w:t xml:space="preserve"> </w:t>
       </w:r>
     </w:p>
     <w:p>
@@ -1435,7 +1449,14 @@
           <w:bCs/>
           <w:b/>
         </w:rPr>
-        <w:t xml:space="preserve">③ 负向测试 —— ✅</w:t>
+        <w:t xml:space="preserve">③ 负向测试 ——</w:t>
+      </w:r>
+      <w:r>
+        <w:rPr>
+          <w:bCs/>
+          <w:b/>
+        </w:rPr>
+        <w:t xml:space="preserve"> </w:t>
       </w:r>
     </w:p>
     <w:p>
@@ -1503,7 +1524,7 @@
           <w:bCs/>
           <w:b/>
         </w:rPr>
-        <w:t xml:space="preserve">④ 无 git 原地重建 —— ✅（可复现性成立）</w:t>
+        <w:t xml:space="preserve">④ 无 git 原地重建 —— （可复现性成立）</w:t>
       </w:r>
     </w:p>
     <w:p>
@@ -1779,9 +1800,6 @@
         <w:t xml:space="preserve">：</w:t>
       </w:r>
       <w:r>
-        <w:t xml:space="preserve"> </w:t>
-      </w:r>
-      <w:r>
         <w:rPr>
           <w:bCs/>
           <w:b/>
@@ -2081,13 +2099,6 @@
         <w:t xml:space="preserve">：</w:t>
       </w:r>
       <w:r>
-        <w:rPr>
-          <w:bCs/>
-          <w:b/>
-        </w:rPr>
-        <w:t xml:space="preserve"> </w:t>
-      </w:r>
-      <w:r>
         <w:t xml:space="preserve">判据与打包器在语义上打架** —— 「docx 不比 md 旧」是</w:t>
       </w:r>
       <w:r>
@@ -2144,9 +2155,6 @@
       </w:r>
       <w:r>
         <w:t xml:space="preserve">：</w:t>
-      </w:r>
-      <w:r>
-        <w:t xml:space="preserve"> </w:t>
       </w:r>
       <w:r>
         <w:rPr>
@@ -2291,9 +2299,6 @@
         <w:t xml:space="preserve">：</w:t>
       </w:r>
       <w:r>
-        <w:t xml:space="preserve"> </w:t>
-      </w:r>
-      <w:r>
         <w:rPr>
           <w:rStyle w:val="VerbatimChar"/>
           <w:bCs/>
@@ -2580,9 +2585,6 @@
       </w:r>
       <w:r>
         <w:t xml:space="preserve">：</w:t>
-      </w:r>
-      <w:r>
-        <w:t xml:space="preserve"> </w:t>
       </w:r>
       <w:r>
         <w:rPr>
@@ -2783,7 +2785,7 @@
         <w:pStyle w:val="Heading3"/>
       </w:pPr>
       <w:r>
-        <w:t xml:space="preserve">4.1 · ① 清单全量核对 —— ✅</w:t>
+        <w:t xml:space="preserve">4.1 · ① 清单全量核对 ——</w:t>
       </w:r>
     </w:p>
     <w:p>
@@ -2859,12 +2861,6 @@
           <w:b/>
         </w:rPr>
         <w:t xml:space="preserve">逐字节一致</w:t>
-      </w:r>
-      <w:r>
-        <w:t xml:space="preserve"> </w:t>
-      </w:r>
-      <w:r>
-        <w:t xml:space="preserve">✔</w:t>
       </w:r>
     </w:p>
     <w:bookmarkEnd w:id="31"/>
@@ -2874,7 +2870,7 @@
         <w:pStyle w:val="Heading3"/>
       </w:pPr>
       <w:r>
-        <w:t xml:space="preserve">4.2 · ② UTF-8 标志位（仍用我自己的原始字节解析器）—— ✅</w:t>
+        <w:t xml:space="preserve">4.2 · ② UTF-8 标志位（仍用我自己的原始字节解析器）——</w:t>
       </w:r>
     </w:p>
     <w:p>
@@ -2922,7 +2918,7 @@
         <w:pStyle w:val="Heading3"/>
       </w:pPr>
       <w:r>
-        <w:t xml:space="preserve">4.3 · ③ 3 个负向测试 —— ✅</w:t>
+        <w:t xml:space="preserve">4.3 · ③ 3 个负向测试 ——</w:t>
       </w:r>
     </w:p>
     <w:p>
@@ -3018,7 +3014,7 @@
         <w:t xml:space="preserve">--repro</w:t>
       </w:r>
       <w:r>
-        <w:t xml:space="preserve">（上一版在这里 NameError）—— ✅</w:t>
+        <w:t xml:space="preserve">（上一版在这里 NameError）——</w:t>
       </w:r>
     </w:p>
     <w:p>
@@ -3251,7 +3247,7 @@
         <w:t xml:space="preserve">check_docx.py papers</w:t>
       </w:r>
       <w:r>
-        <w:t xml:space="preserve">（上一版红 11 个）—— ✅</w:t>
+        <w:t xml:space="preserve">（上一版红 11 个）——</w:t>
       </w:r>
     </w:p>
     <w:p>
@@ -3308,7 +3304,7 @@
         <w:pStyle w:val="Heading3"/>
       </w:pPr>
       <w:r>
-        <w:t xml:space="preserve">4.6 · 内嵌指纹链（这一轮重点）—— ✅</w:t>
+        <w:t xml:space="preserve">4.6 · 内嵌指纹链（这一轮重点）——</w:t>
       </w:r>
     </w:p>
     <w:p>
@@ -3461,7 +3457,7 @@
         <w:pStyle w:val="Heading3"/>
       </w:pPr>
       <w:r>
-        <w:t xml:space="preserve">4.7 · 对抗探针：内嵌指纹有没有把 docx 结构改坏 —— ✅ 未改坏</w:t>
+        <w:t xml:space="preserve">4.7 · 对抗探针：内嵌指纹有没有把 docx 结构改坏 —— 未改坏</w:t>
       </w:r>
     </w:p>
     <w:p>
@@ -4217,7 +4213,7 @@
               <w:t xml:space="preserve"> </w:t>
             </w:r>
             <w:r>
-              <w:t xml:space="preserve">消失）｜ 输出「 同一份 build() 连打两次比对 sha256 … ✔ 可复现」｜</w:t>
+              <w:t xml:space="preserve">消失）｜ 输出「 同一份 build() 连打两次比对 sha256 … 可复现」｜</w:t>
             </w:r>
             <w:r>
               <w:t xml:space="preserve"> </w:t>
@@ -4409,7 +4405,7 @@
               <w:t xml:space="preserve"> </w:t>
             </w:r>
             <w:r>
-              <w:t xml:space="preserve">输出「 交付态验收：解包到临时目录后，在【交付态那棵树】上复跑 … ✔ 清单全量核对（exit=0）｜ ✔ docx↔md 双向自检（exit=0）｜ ✔ 原仪器 check_l3（exit=0）｜ ** 交付态验收：3 项全绿 ✔**」</w:t>
+              <w:t xml:space="preserve">输出「 交付态验收：解包到临时目录后，在【交付态那棵树】上复跑 … 清单全量核对（exit=0）｜ docx↔md 双向自检（exit=0）｜ 原仪器 check_l3（exit=0）｜ ** 交付态验收：3 项全绿 **」</w:t>
             </w:r>
           </w:p>
         </w:tc>
@@ -4738,7 +4734,7 @@
               <w:jc w:val="left"/>
             </w:pPr>
             <w:r>
-              <w:t xml:space="preserve">✔ 一致（两轮都一致）</w:t>
+              <w:t xml:space="preserve">一致（两轮都一致）</w:t>
             </w:r>
           </w:p>
         </w:tc>
@@ -4797,7 +4793,7 @@
               <w:jc w:val="left"/>
             </w:pPr>
             <w:r>
-              <w:t xml:space="preserve">✔ 相同</w:t>
+              <w:t xml:space="preserve">相同</w:t>
             </w:r>
           </w:p>
         </w:tc>
@@ -4850,7 +4846,7 @@
               <w:jc w:val="left"/>
             </w:pPr>
             <w:r>
-              <w:t xml:space="preserve">✔ 200 / 199（清单自身不在清单内）</w:t>
+              <w:t xml:space="preserve">200 / 199（清单自身不在清单内）</w:t>
             </w:r>
           </w:p>
         </w:tc>
@@ -4919,7 +4915,7 @@
               <w:jc w:val="left"/>
             </w:pPr>
             <w:r>
-              <w:t xml:space="preserve">✔ v1 197/197、v2 199/199，0 不符</w:t>
+              <w:t xml:space="preserve">v1 197/197、v2 199/199，0 不符</w:t>
             </w:r>
           </w:p>
         </w:tc>
@@ -4972,7 +4968,7 @@
               <w:jc w:val="left"/>
             </w:pPr>
             <w:r>
-              <w:t xml:space="preserve">✔ 逐字节一致</w:t>
+              <w:t xml:space="preserve">逐字节一致</w:t>
             </w:r>
           </w:p>
         </w:tc>
@@ -5041,7 +5037,7 @@
               <w:jc w:val="left"/>
             </w:pPr>
             <w:r>
-              <w:t xml:space="preserve">✔ 183/183 落盘路径正确，零乱码</w:t>
+              <w:t xml:space="preserve">183/183 落盘路径正确，零乱码</w:t>
             </w:r>
           </w:p>
         </w:tc>
@@ -5091,7 +5087,7 @@
               <w:jc w:val="left"/>
             </w:pPr>
             <w:r>
-              <w:t xml:space="preserve">✔ 200/200 一致</w:t>
+              <w:t xml:space="preserve">200/200 一致</w:t>
             </w:r>
           </w:p>
         </w:tc>
@@ -5150,12 +5146,6 @@
               <w:jc w:val="left"/>
             </w:pPr>
             <w:r>
-              <w:t xml:space="preserve">✔</w:t>
-            </w:r>
-            <w:r>
-              <w:t xml:space="preserve"> </w:t>
-            </w:r>
-            <w:r>
               <w:rPr>
                 <w:rStyle w:val="VerbatimChar"/>
               </w:rPr>
@@ -5259,7 +5249,7 @@
               <w:jc w:val="left"/>
             </w:pPr>
             <w:r>
-              <w:t xml:space="preserve">✔ 在</w:t>
+              <w:t xml:space="preserve">在</w:t>
             </w:r>
           </w:p>
         </w:tc>
@@ -5331,12 +5321,6 @@
               <w:jc w:val="left"/>
             </w:pPr>
             <w:r>
-              <w:t xml:space="preserve">✔</w:t>
-            </w:r>
-            <w:r>
-              <w:t xml:space="preserve"> </w:t>
-            </w:r>
-            <w:r>
               <w:rPr>
                 <w:bCs/>
                 <w:b/>
@@ -5425,12 +5409,6 @@
               <w:jc w:val="left"/>
             </w:pPr>
             <w:r>
-              <w:t xml:space="preserve">✔</w:t>
-            </w:r>
-            <w:r>
-              <w:t xml:space="preserve"> </w:t>
-            </w:r>
-            <w:r>
               <w:rPr>
                 <w:bCs/>
                 <w:b/>
@@ -5518,7 +5496,7 @@
               <w:jc w:val="left"/>
             </w:pPr>
             <w:r>
-              <w:t xml:space="preserve">✔ 无</w:t>
+              <w:t xml:space="preserve">无</w:t>
             </w:r>
           </w:p>
         </w:tc>
@@ -5571,12 +5549,6 @@
               <w:jc w:val="left"/>
             </w:pPr>
             <w:r>
-              <w:t xml:space="preserve">✔</w:t>
-            </w:r>
-            <w:r>
-              <w:t xml:space="preserve"> </w:t>
-            </w:r>
-            <w:r>
               <w:rPr>
                 <w:rStyle w:val="VerbatimChar"/>
               </w:rPr>
@@ -5651,7 +5623,7 @@
               <w:jc w:val="left"/>
             </w:pPr>
             <w:r>
-              <w:t xml:space="preserve">✔ EXIT=0，48 个 ✅，A3 越界 0</w:t>
+              <w:t xml:space="preserve">EXIT=0，48 个，A3 越界 0</w:t>
             </w:r>
           </w:p>
         </w:tc>
@@ -5704,7 +5676,7 @@
               <w:jc w:val="left"/>
             </w:pPr>
             <w:r>
-              <w:t xml:space="preserve">✔ EXIT=0，6 断言全 ✔</w:t>
+              <w:t xml:space="preserve">EXIT=0，6 断言全</w:t>
             </w:r>
           </w:p>
         </w:tc>
@@ -5773,7 +5745,7 @@
               <w:jc w:val="left"/>
             </w:pPr>
             <w:r>
-              <w:t xml:space="preserve">✔ 且这是解包后重建 sha 相同的前提</w:t>
+              <w:t xml:space="preserve">且这是解包后重建 sha 相同的前提</w:t>
             </w:r>
           </w:p>
         </w:tc>
@@ -5832,7 +5804,7 @@
               <w:jc w:val="left"/>
             </w:pPr>
             <w:r>
-              <w:t xml:space="preserve">✔ 全部</w:t>
+              <w:t xml:space="preserve">全部</w:t>
             </w:r>
             <w:r>
               <w:t xml:space="preserve"> </w:t>
@@ -5907,7 +5879,7 @@
               <w:jc w:val="left"/>
             </w:pPr>
             <w:r>
-              <w:t xml:space="preserve">✔ 正文</w:t>
+              <w:t xml:space="preserve">正文</w:t>
             </w:r>
             <w:r>
               <w:t xml:space="preserve"> </w:t>
@@ -6111,9 +6083,6 @@
               <w:t xml:space="preserve">验证（zip 完整性 ＋ 全部 XML/rels 可解析 ＋ 内容类型声明 ＋ 部件齐备 ＋ 指纹在位），</w:t>
             </w:r>
             <w:r>
-              <w:t xml:space="preserve"> </w:t>
-            </w:r>
-            <w:r>
               <w:rPr>
                 <w:bCs/>
                 <w:b/>
@@ -6122,9 +6091,6 @@
             </w:r>
             <w:r>
               <w:t xml:space="preserve">。</w:t>
-            </w:r>
-            <w:r>
-              <w:t xml:space="preserve"> </w:t>
             </w:r>
             <w:r>
               <w:rPr>
@@ -6530,9 +6496,6 @@
       </w:r>
       <w:r>
         <w:t xml:space="preserve">：独立终审会话（Verifier），</w:t>
-      </w:r>
-      <w:r>
-        <w:t xml:space="preserve"> </w:t>
       </w:r>
       <w:r>
         <w:rPr>
